--- a/svoyo-delo/대본/4부/15화_Piter_zvonit.docx
+++ b/svoyo-delo/대본/4부/15화_Piter_zvonit.docx
@@ -471,7 +471,7 @@
         <w:t xml:space="preserve"> </w:t>
       </w:r>
       <w:r>
-        <w:t xml:space="preserve">- 규칙: 지문 없음. 전 화 100% 「화자명: 대사」. 1턴 15단어 이내 + 긴 턴 10~15회(25~35단어). 문법 초점(B2): 관습 표현(У нас не принято…, Здесь не принято, чтобы…), 조건(Если не выполню — эксклюзив сгорает), 대조(В Петербурге — …, в Москве — …).</w:t>
+        <w:t xml:space="preserve">- 규칙: 지문 없음. 전 화 100% 「화자명: 대사」. 1턴 20단어 이내 + 긴 턴 10~15회(30~50단어). 문법 초점(B2): 관습 표현(У нас не принято…, Здесь не принято, чтобы…), 조건(Если не выполню — эксклюзив сгорает), 대조(В Петербурге — …, в Москве — …).</w:t>
       </w:r>
       <w:r>
         <w:t xml:space="preserve"> </w:t>
@@ -1353,119 +1353,119 @@
         <w:pStyle w:val="FirstParagraph"/>
       </w:pPr>
       <w:r>
-        <w:t xml:space="preserve">ALEKSEY: Алексей Воронцов. Слушаю вас.</w:t>
-      </w:r>
-    </w:p>
-    <w:p>
-      <w:pPr>
-        <w:pStyle w:val="BodyText"/>
-      </w:pPr>
-      <w:r>
-        <w:t xml:space="preserve">MARINA: Добрый день. Марина Лебедева. Санкт-Петербург. Компания «Балтмед». У вас есть четыре минуты?</w:t>
-      </w:r>
-    </w:p>
-    <w:p>
-      <w:pPr>
-        <w:pStyle w:val="BodyText"/>
-      </w:pPr>
-      <w:r>
-        <w:t xml:space="preserve">ALEKSEY: Есть. Даже пять.</w:t>
-      </w:r>
-    </w:p>
-    <w:p>
-      <w:pPr>
-        <w:pStyle w:val="BodyText"/>
-      </w:pPr>
-      <w:r>
-        <w:t xml:space="preserve">MARINA: Четырёх достаточно. Я прочитала статью. Два раза. Потом позвонила трём врачам, которых вы обучали.</w:t>
-      </w:r>
-    </w:p>
-    <w:p>
-      <w:pPr>
-        <w:pStyle w:val="BodyText"/>
-      </w:pPr>
-      <w:r>
-        <w:t xml:space="preserve">ALEKSEY: Трём? Можно спросить, кому?</w:t>
-      </w:r>
-    </w:p>
-    <w:p>
-      <w:pPr>
-        <w:pStyle w:val="BodyText"/>
-      </w:pPr>
-      <w:r>
-        <w:t xml:space="preserve">MARINA: Нельзя. Это мои врачи. Они сказали одно и то же: «Строго, но честно».</w:t>
-      </w:r>
-    </w:p>
-    <w:p>
-      <w:pPr>
-        <w:pStyle w:val="BodyText"/>
-      </w:pPr>
-      <w:r>
-        <w:t xml:space="preserve">ALEKSEY: Это лучшая рекомендация, какую я слышал.</w:t>
-      </w:r>
-    </w:p>
-    <w:p>
-      <w:pPr>
-        <w:pStyle w:val="BodyText"/>
-      </w:pPr>
-      <w:r>
-        <w:t xml:space="preserve">MARINA: Я дистрибьютор. Двенадцать лет. Северо-Запад. Восемьдесят клиник. Мы хотим ваш товар.</w:t>
-      </w:r>
-    </w:p>
-    <w:p>
-      <w:pPr>
-        <w:pStyle w:val="BodyText"/>
-      </w:pPr>
-      <w:r>
-        <w:t xml:space="preserve">ALEKSEY: Вы хотите… купить у нас?</w:t>
-      </w:r>
-    </w:p>
-    <w:p>
-      <w:pPr>
-        <w:pStyle w:val="BodyText"/>
-      </w:pPr>
-      <w:r>
-        <w:t xml:space="preserve">MARINA: Я хочу встретиться. Не по телефону. В Петербурге. В среду, в одиннадцать.</w:t>
-      </w:r>
-    </w:p>
-    <w:p>
-      <w:pPr>
-        <w:pStyle w:val="BodyText"/>
-      </w:pPr>
-      <w:r>
-        <w:t xml:space="preserve">ALEKSEY: Почему не в Москве? Мы можем принять вас здесь.</w:t>
-      </w:r>
-    </w:p>
-    <w:p>
-      <w:pPr>
-        <w:pStyle w:val="BodyText"/>
-      </w:pPr>
-      <w:r>
-        <w:t xml:space="preserve">MARINA: Потому что я хочу, чтобы вы увидели мой склад. А не я — ваш офис. Офис ничего не говорит. Склад говорит всё: как вы храните, так вы и работаете.</w:t>
-      </w:r>
-    </w:p>
-    <w:p>
-      <w:pPr>
-        <w:pStyle w:val="BodyText"/>
-      </w:pPr>
-      <w:r>
-        <w:t xml:space="preserve">ALEKSEY: Согласен. В среду в одиннадцать. Со мной будет финансовый директор.</w:t>
-      </w:r>
-    </w:p>
-    <w:p>
-      <w:pPr>
-        <w:pStyle w:val="BodyText"/>
-      </w:pPr>
-      <w:r>
-        <w:t xml:space="preserve">MARINA: Белова. Я знаю. Из статьи. Хорошо. Адрес пришлю. Не опаздывайте. У нас не принято.</w:t>
-      </w:r>
-    </w:p>
-    <w:p>
-      <w:pPr>
-        <w:pStyle w:val="BodyText"/>
-      </w:pPr>
-      <w:r>
-        <w:t xml:space="preserve">ALEKSEY: Четыре минуты. Ровно.</w:t>
+        <w:t xml:space="preserve">ALEKSEY: Алексей Воронцов, директор «Мост Медикал». Слушаю вас внимательно.</w:t>
+      </w:r>
+    </w:p>
+    <w:p>
+      <w:pPr>
+        <w:pStyle w:val="BodyText"/>
+      </w:pPr>
+      <w:r>
+        <w:t xml:space="preserve">MARINA: Добрый день. Меня зовут Марина Лебедева, я из Санкт-Петербурга, компания «Балтмед». У вас есть четыре минуты?</w:t>
+      </w:r>
+    </w:p>
+    <w:p>
+      <w:pPr>
+        <w:pStyle w:val="BodyText"/>
+      </w:pPr>
+      <w:r>
+        <w:t xml:space="preserve">ALEKSEY: Есть, и даже пять, если понадобится.</w:t>
+      </w:r>
+    </w:p>
+    <w:p>
+      <w:pPr>
+        <w:pStyle w:val="BodyText"/>
+      </w:pPr>
+      <w:r>
+        <w:t xml:space="preserve">MARINA: Четырёх будет достаточно. Я прочитала статью, причём два раза. Потом позвонила трём врачам, которых вы обучали.</w:t>
+      </w:r>
+    </w:p>
+    <w:p>
+      <w:pPr>
+        <w:pStyle w:val="BodyText"/>
+      </w:pPr>
+      <w:r>
+        <w:t xml:space="preserve">ALEKSEY: Трём врачам? А можно спросить, кому именно?</w:t>
+      </w:r>
+    </w:p>
+    <w:p>
+      <w:pPr>
+        <w:pStyle w:val="BodyText"/>
+      </w:pPr>
+      <w:r>
+        <w:t xml:space="preserve">MARINA: Нельзя, потому что это мои врачи. Все трое сказали одно и то же: «Строго, но честно».</w:t>
+      </w:r>
+    </w:p>
+    <w:p>
+      <w:pPr>
+        <w:pStyle w:val="BodyText"/>
+      </w:pPr>
+      <w:r>
+        <w:t xml:space="preserve">ALEKSEY: Это лучшая рекомендация, какую я когда-либо слышал о нашей работе.</w:t>
+      </w:r>
+    </w:p>
+    <w:p>
+      <w:pPr>
+        <w:pStyle w:val="BodyText"/>
+      </w:pPr>
+      <w:r>
+        <w:t xml:space="preserve">MARINA: Я дистрибьютор уже двенадцать лет, работаю на Северо-Западе, у меня восемьдесят клиник. Мы хотим ваш товар.</w:t>
+      </w:r>
+    </w:p>
+    <w:p>
+      <w:pPr>
+        <w:pStyle w:val="BodyText"/>
+      </w:pPr>
+      <w:r>
+        <w:t xml:space="preserve">ALEKSEY: То есть вы хотите… покупать у нас?</w:t>
+      </w:r>
+    </w:p>
+    <w:p>
+      <w:pPr>
+        <w:pStyle w:val="BodyText"/>
+      </w:pPr>
+      <w:r>
+        <w:t xml:space="preserve">MARINA: Я хочу встретиться, но не по телефону, а в Петербурге, в среду, в одиннадцать.</w:t>
+      </w:r>
+    </w:p>
+    <w:p>
+      <w:pPr>
+        <w:pStyle w:val="BodyText"/>
+      </w:pPr>
+      <w:r>
+        <w:t xml:space="preserve">ALEKSEY: А почему не в Москве? Мы можем с удовольствием принять вас здесь.</w:t>
+      </w:r>
+    </w:p>
+    <w:p>
+      <w:pPr>
+        <w:pStyle w:val="BodyText"/>
+      </w:pPr>
+      <w:r>
+        <w:t xml:space="preserve">MARINA: Потому что я хочу, чтобы вы увидели мой склад, а не я ваш офис. Офис ничего не говорит, а склад говорит всё: как вы храните, так вы и работаете. Поэтому приезжайте вы, так будет честнее.</w:t>
+      </w:r>
+    </w:p>
+    <w:p>
+      <w:pPr>
+        <w:pStyle w:val="BodyText"/>
+      </w:pPr>
+      <w:r>
+        <w:t xml:space="preserve">ALEKSEY: Согласен. Значит, в среду в одиннадцать, и со мной будет наш финансовый директор.</w:t>
+      </w:r>
+    </w:p>
+    <w:p>
+      <w:pPr>
+        <w:pStyle w:val="BodyText"/>
+      </w:pPr>
+      <w:r>
+        <w:t xml:space="preserve">MARINA: Белова, я знаю, читала в статье. Хорошо, адрес я пришлю. И не опаздывайте, потому что у нас не принято.</w:t>
+      </w:r>
+    </w:p>
+    <w:p>
+      <w:pPr>
+        <w:pStyle w:val="BodyText"/>
+      </w:pPr>
+      <w:r>
+        <w:t xml:space="preserve">ALEKSEY: Четыре минуты, ровно. Она и правда считала время.</w:t>
       </w:r>
     </w:p>
     <w:bookmarkEnd w:id="21"/>
@@ -1483,279 +1483,279 @@
         <w:pStyle w:val="FirstParagraph"/>
       </w:pPr>
       <w:r>
-        <w:t xml:space="preserve">MARINA: Одиннадцать ноль-ноль. Вы вовремя. Садитесь. Кофе — потом. Сначала — вопросы.</w:t>
-      </w:r>
-    </w:p>
-    <w:p>
-      <w:pPr>
-        <w:pStyle w:val="BodyText"/>
-      </w:pPr>
-      <w:r>
-        <w:t xml:space="preserve">IRINA: Вопросы — ваши или наши?</w:t>
-      </w:r>
-    </w:p>
-    <w:p>
-      <w:pPr>
-        <w:pStyle w:val="BodyText"/>
-      </w:pPr>
-      <w:r>
-        <w:t xml:space="preserve">MARINA: Мои. Вы приехали ко мне. Ваши — после кофе.</w:t>
-      </w:r>
-    </w:p>
-    <w:p>
-      <w:pPr>
-        <w:pStyle w:val="BodyText"/>
-      </w:pPr>
-      <w:r>
-        <w:t xml:space="preserve">ALEKSEY: Справедливо. Слушаем.</w:t>
-      </w:r>
-    </w:p>
-    <w:p>
-      <w:pPr>
-        <w:pStyle w:val="BodyText"/>
-      </w:pPr>
-      <w:r>
-        <w:t xml:space="preserve">MARINA: Первый. Почему вы до сих пор не в Петербурге? Два года продаж — и ни одной клиники к северу от Твери. Это не случайность. Это решение. Чьё?</w:t>
-      </w:r>
-    </w:p>
-    <w:p>
-      <w:pPr>
-        <w:pStyle w:val="BodyText"/>
-      </w:pPr>
-      <w:r>
-        <w:t xml:space="preserve">ALEKSEY: Честно? Наше. Мы не успевали. Каждого врача учим сами: шесть модулей, экзамен. Центр — один, в Москве. Петербургские врачи ехать к нам не хотели. Мы не настаивали.</w:t>
-      </w:r>
-    </w:p>
-    <w:p>
-      <w:pPr>
-        <w:pStyle w:val="BodyText"/>
-      </w:pPr>
-      <w:r>
-        <w:t xml:space="preserve">MARINA: Не хотели. Правда. Петербургские врачи считают, что учиться надо здесь.</w:t>
-      </w:r>
-    </w:p>
-    <w:p>
-      <w:pPr>
-        <w:pStyle w:val="BodyText"/>
-      </w:pPr>
-      <w:r>
-        <w:t xml:space="preserve">IRINA: А вы как считаете?</w:t>
-      </w:r>
-    </w:p>
-    <w:p>
-      <w:pPr>
-        <w:pStyle w:val="BodyText"/>
-      </w:pPr>
-      <w:r>
-        <w:t xml:space="preserve">MARINA: Я считаю, что учиться надо там, где учат лучше. Но я из Петербурга, и мои врачи — тоже. Поэтому второй вопрос: возможно ли обучение здесь, на Васильевском?</w:t>
-      </w:r>
-    </w:p>
-    <w:p>
-      <w:pPr>
-        <w:pStyle w:val="BodyText"/>
-      </w:pPr>
-      <w:r>
-        <w:t xml:space="preserve">ALEKSEY: Возможно. Если будет клиника с лицензией и тренер, который сдал экзамен у Корниловой.</w:t>
-      </w:r>
-    </w:p>
-    <w:p>
-      <w:pPr>
-        <w:pStyle w:val="BodyText"/>
-      </w:pPr>
-      <w:r>
-        <w:t xml:space="preserve">MARINA: Клиника есть. Тренер — будет. Моя знакомая, двадцать лет практики. Она сдаст. Она сдаёт всё.</w:t>
-      </w:r>
-    </w:p>
-    <w:p>
-      <w:pPr>
-        <w:pStyle w:val="BodyText"/>
-      </w:pPr>
-      <w:r>
-        <w:t xml:space="preserve">IRINA: Корнилова тоже так думала про некоторых. Сдают с третьей попытки.</w:t>
-      </w:r>
-    </w:p>
-    <w:p>
-      <w:pPr>
-        <w:pStyle w:val="BodyText"/>
-      </w:pPr>
-      <w:r>
-        <w:t xml:space="preserve">MARINA: С третьей — тоже хорошо. Значит, научились. Третий вопрос. Цена.</w:t>
-      </w:r>
-    </w:p>
-    <w:p>
-      <w:pPr>
-        <w:pStyle w:val="BodyText"/>
-      </w:pPr>
-      <w:r>
-        <w:t xml:space="preserve">IRINA: Девять восемьсот. Для дистрибьютора — другая. Но мы её не называем в первый день.</w:t>
-      </w:r>
-    </w:p>
-    <w:p>
-      <w:pPr>
-        <w:pStyle w:val="BodyText"/>
-      </w:pPr>
-      <w:r>
-        <w:t xml:space="preserve">MARINA: Правильно. Я бы тоже не назвала. Тогда спрошу иначе: вы снижаете цену, когда вам угрожают?</w:t>
-      </w:r>
-    </w:p>
-    <w:p>
-      <w:pPr>
-        <w:pStyle w:val="BodyText"/>
-      </w:pPr>
-      <w:r>
-        <w:t xml:space="preserve">ALEKSEY: Нет. В феврале мы потеряли двадцать два процента продаж. Цену не снизили. Дали отсрочку.</w:t>
-      </w:r>
-    </w:p>
-    <w:p>
-      <w:pPr>
-        <w:pStyle w:val="BodyText"/>
-      </w:pPr>
-      <w:r>
-        <w:t xml:space="preserve">MARINA: Отсрочку. Это я слышала от врачей. Четвёртый вопрос. Последний. Серый товар в Петербурге есть?</w:t>
-      </w:r>
-    </w:p>
-    <w:p>
-      <w:pPr>
-        <w:pStyle w:val="BodyText"/>
-      </w:pPr>
-      <w:r>
-        <w:t xml:space="preserve">ALEKSEY: Вы мне скажите. Вы здесь двенадцать лет.</w:t>
-      </w:r>
-    </w:p>
-    <w:p>
-      <w:pPr>
-        <w:pStyle w:val="BodyText"/>
-      </w:pPr>
-      <w:r>
-        <w:t xml:space="preserve">MARINA: Есть. Половина рынка. Мы отказались его возить пять лет назад. Потеряли тридцать процентов клиентов.</w:t>
-      </w:r>
-    </w:p>
-    <w:p>
-      <w:pPr>
-        <w:pStyle w:val="BodyText"/>
-      </w:pPr>
-      <w:r>
-        <w:t xml:space="preserve">IRINA: Тридцать. И не вернулись?</w:t>
-      </w:r>
-    </w:p>
-    <w:p>
-      <w:pPr>
-        <w:pStyle w:val="BodyText"/>
-      </w:pPr>
-      <w:r>
-        <w:t xml:space="preserve">MARINA: Вернулись. Половина. Остальные ушли к тем, кто дешевле. Как у вас в феврале.</w:t>
-      </w:r>
-    </w:p>
-    <w:p>
-      <w:pPr>
-        <w:pStyle w:val="BodyText"/>
-      </w:pPr>
-      <w:r>
-        <w:t xml:space="preserve">ALEKSEY: Значит, вы прошли то же самое. Только раньше.</w:t>
-      </w:r>
-    </w:p>
-    <w:p>
-      <w:pPr>
-        <w:pStyle w:val="BodyText"/>
-      </w:pPr>
-      <w:r>
-        <w:t xml:space="preserve">MARINA: Раньше. И одна. Без кодов, без линии, без статьи в газете. Поэтому я позвонила.</w:t>
-      </w:r>
-    </w:p>
-    <w:p>
-      <w:pPr>
-        <w:pStyle w:val="BodyText"/>
-      </w:pPr>
-      <w:r>
-        <w:t xml:space="preserve">IRINA: Можно теперь наш вопрос? До кофе?</w:t>
-      </w:r>
-    </w:p>
-    <w:p>
-      <w:pPr>
-        <w:pStyle w:val="BodyText"/>
-      </w:pPr>
-      <w:r>
-        <w:t xml:space="preserve">MARINA: Один. До кофе.</w:t>
-      </w:r>
-    </w:p>
-    <w:p>
-      <w:pPr>
-        <w:pStyle w:val="BodyText"/>
-      </w:pPr>
-      <w:r>
-        <w:t xml:space="preserve">IRINA: Почему вы не купили серый товар, когда теряли тридцать процентов?</w:t>
-      </w:r>
-    </w:p>
-    <w:p>
-      <w:pPr>
-        <w:pStyle w:val="BodyText"/>
-      </w:pPr>
-      <w:r>
-        <w:t xml:space="preserve">MARINA: Потому что мой отец — хирург. Сорок лет в Мариинской больнице. Над его столом висела бумажка: «Не навреди». Я увидела вашу картонку в газете. И позвонила в тот же день.</w:t>
-      </w:r>
-    </w:p>
-    <w:p>
-      <w:pPr>
-        <w:pStyle w:val="BodyText"/>
-      </w:pPr>
-      <w:r>
-        <w:t xml:space="preserve">ALEKSEY: Бумажка. У нас — картонка.</w:t>
-      </w:r>
-    </w:p>
-    <w:p>
-      <w:pPr>
-        <w:pStyle w:val="BodyText"/>
-      </w:pPr>
-      <w:r>
-        <w:t xml:space="preserve">MARINA: В Петербурге картонки не вешают. Вешают бумажки в рамке. Это разница городов.</w:t>
-      </w:r>
-    </w:p>
-    <w:p>
-      <w:pPr>
-        <w:pStyle w:val="BodyText"/>
-      </w:pPr>
-      <w:r>
-        <w:t xml:space="preserve">IRINA: Разница городов. Записываю.</w:t>
-      </w:r>
-    </w:p>
-    <w:p>
-      <w:pPr>
-        <w:pStyle w:val="BodyText"/>
-      </w:pPr>
-      <w:r>
-        <w:t xml:space="preserve">ALEKSEY: Ирина записывает всё. Даже кофе.</w:t>
-      </w:r>
-    </w:p>
-    <w:p>
-      <w:pPr>
-        <w:pStyle w:val="BodyText"/>
-      </w:pPr>
-      <w:r>
-        <w:t xml:space="preserve">MARINA: Не записывайте всё. Здесь не принято, чтобы гость всё записывал.</w:t>
-      </w:r>
-    </w:p>
-    <w:p>
-      <w:pPr>
-        <w:pStyle w:val="BodyText"/>
-      </w:pPr>
-      <w:r>
-        <w:t xml:space="preserve">IRINA: А что здесь принято?</w:t>
-      </w:r>
-    </w:p>
-    <w:p>
-      <w:pPr>
-        <w:pStyle w:val="BodyText"/>
-      </w:pPr>
-      <w:r>
-        <w:t xml:space="preserve">MARINA: Слушать. И пить кофе, когда предложат. Предлагаю.</w:t>
-      </w:r>
-    </w:p>
-    <w:p>
-      <w:pPr>
-        <w:pStyle w:val="BodyText"/>
-      </w:pPr>
-      <w:r>
-        <w:t xml:space="preserve">ALEKSEY: Кофе — с удовольствием. А потом — склад?</w:t>
+        <w:t xml:space="preserve">MARINA: Одиннадцать ноль-ноль, вы вовремя. Садитесь, пожалуйста. Кофе будет потом, а сначала вопросы.</w:t>
+      </w:r>
+    </w:p>
+    <w:p>
+      <w:pPr>
+        <w:pStyle w:val="BodyText"/>
+      </w:pPr>
+      <w:r>
+        <w:t xml:space="preserve">IRINA: А вопросы будут ваши или наши?</w:t>
+      </w:r>
+    </w:p>
+    <w:p>
+      <w:pPr>
+        <w:pStyle w:val="BodyText"/>
+      </w:pPr>
+      <w:r>
+        <w:t xml:space="preserve">MARINA: Мои, потому что вы приехали ко мне. А ваши вопросы будут после кофе.</w:t>
+      </w:r>
+    </w:p>
+    <w:p>
+      <w:pPr>
+        <w:pStyle w:val="BodyText"/>
+      </w:pPr>
+      <w:r>
+        <w:t xml:space="preserve">ALEKSEY: Это справедливо. Мы вас слушаем.</w:t>
+      </w:r>
+    </w:p>
+    <w:p>
+      <w:pPr>
+        <w:pStyle w:val="BodyText"/>
+      </w:pPr>
+      <w:r>
+        <w:t xml:space="preserve">MARINA: Первый вопрос: почему вас до сих пор нет в Петербурге? Два года продаж, и ни одной клиники к северу от Твери. Это не случайность, а решение. Чьё это решение, ваше или чьё-то ещё?</w:t>
+      </w:r>
+    </w:p>
+    <w:p>
+      <w:pPr>
+        <w:pStyle w:val="BodyText"/>
+      </w:pPr>
+      <w:r>
+        <w:t xml:space="preserve">ALEKSEY: Если честно, наше. Мы просто не успевали, потому что каждого врача учим сами: шесть модулей и экзамен. Центр у нас один, в Москве, а петербургские врачи ехать к нам не хотели, и мы не настаивали.</w:t>
+      </w:r>
+    </w:p>
+    <w:p>
+      <w:pPr>
+        <w:pStyle w:val="BodyText"/>
+      </w:pPr>
+      <w:r>
+        <w:t xml:space="preserve">MARINA: Не хотели, это правда. Петербургские врачи считают, что учиться надо здесь, у себя.</w:t>
+      </w:r>
+    </w:p>
+    <w:p>
+      <w:pPr>
+        <w:pStyle w:val="BodyText"/>
+      </w:pPr>
+      <w:r>
+        <w:t xml:space="preserve">IRINA: А как считаете вы сами?</w:t>
+      </w:r>
+    </w:p>
+    <w:p>
+      <w:pPr>
+        <w:pStyle w:val="BodyText"/>
+      </w:pPr>
+      <w:r>
+        <w:t xml:space="preserve">MARINA: Я считаю, что учиться надо там, где учат лучше. Но я из Петербурга, и мои врачи тоже, поэтому второй вопрос такой: возможно ли проводить обучение здесь, на Васильевском, у нас дома?</w:t>
+      </w:r>
+    </w:p>
+    <w:p>
+      <w:pPr>
+        <w:pStyle w:val="BodyText"/>
+      </w:pPr>
+      <w:r>
+        <w:t xml:space="preserve">ALEKSEY: Возможно, если будет клиника с лицензией и тренер, который сдал экзамен у Корниловой.</w:t>
+      </w:r>
+    </w:p>
+    <w:p>
+      <w:pPr>
+        <w:pStyle w:val="BodyText"/>
+      </w:pPr>
+      <w:r>
+        <w:t xml:space="preserve">MARINA: Клиника есть, а тренер будет. Это моя знакомая, у неё двадцать лет практики, и она сдаст.</w:t>
+      </w:r>
+    </w:p>
+    <w:p>
+      <w:pPr>
+        <w:pStyle w:val="BodyText"/>
+      </w:pPr>
+      <w:r>
+        <w:t xml:space="preserve">IRINA: Корнилова тоже так думала про некоторых, а они сдавали только с третьей попытки.</w:t>
+      </w:r>
+    </w:p>
+    <w:p>
+      <w:pPr>
+        <w:pStyle w:val="BodyText"/>
+      </w:pPr>
+      <w:r>
+        <w:t xml:space="preserve">MARINA: С третьей — это тоже хорошо, значит, человек научился. Третий вопрос — цена.</w:t>
+      </w:r>
+    </w:p>
+    <w:p>
+      <w:pPr>
+        <w:pStyle w:val="BodyText"/>
+      </w:pPr>
+      <w:r>
+        <w:t xml:space="preserve">IRINA: Девять восемьсот за шприц. Для дистрибьютора цена другая, но в первый день мы её не называем.</w:t>
+      </w:r>
+    </w:p>
+    <w:p>
+      <w:pPr>
+        <w:pStyle w:val="BodyText"/>
+      </w:pPr>
+      <w:r>
+        <w:t xml:space="preserve">MARINA: Правильно, я бы тоже не назвала. Тогда я спрошу иначе: вы снижаете цену, когда вам угрожают?</w:t>
+      </w:r>
+    </w:p>
+    <w:p>
+      <w:pPr>
+        <w:pStyle w:val="BodyText"/>
+      </w:pPr>
+      <w:r>
+        <w:t xml:space="preserve">ALEKSEY: Нет. В феврале мы потеряли двадцать два процента продаж, но цену не снизили, а дали отсрочку.</w:t>
+      </w:r>
+    </w:p>
+    <w:p>
+      <w:pPr>
+        <w:pStyle w:val="BodyText"/>
+      </w:pPr>
+      <w:r>
+        <w:t xml:space="preserve">MARINA: Про отсрочку я слышала от врачей. Четвёртый вопрос, и последний: есть ли в Петербурге серый товар?</w:t>
+      </w:r>
+    </w:p>
+    <w:p>
+      <w:pPr>
+        <w:pStyle w:val="BodyText"/>
+      </w:pPr>
+      <w:r>
+        <w:t xml:space="preserve">ALEKSEY: Это вы мне скажите, ведь вы работаете здесь двенадцать лет.</w:t>
+      </w:r>
+    </w:p>
+    <w:p>
+      <w:pPr>
+        <w:pStyle w:val="BodyText"/>
+      </w:pPr>
+      <w:r>
+        <w:t xml:space="preserve">MARINA: Есть, это половина рынка. Мы отказались его возить пять лет назад и потеряли тридцать процентов клиентов.</w:t>
+      </w:r>
+    </w:p>
+    <w:p>
+      <w:pPr>
+        <w:pStyle w:val="BodyText"/>
+      </w:pPr>
+      <w:r>
+        <w:t xml:space="preserve">IRINA: Тридцать процентов? И они так и не вернулись?</w:t>
+      </w:r>
+    </w:p>
+    <w:p>
+      <w:pPr>
+        <w:pStyle w:val="BodyText"/>
+      </w:pPr>
+      <w:r>
+        <w:t xml:space="preserve">MARINA: Половина вернулась, а остальные ушли к тем, кто дешевле, как у вас в феврале.</w:t>
+      </w:r>
+    </w:p>
+    <w:p>
+      <w:pPr>
+        <w:pStyle w:val="BodyText"/>
+      </w:pPr>
+      <w:r>
+        <w:t xml:space="preserve">ALEKSEY: Значит, вы прошли через то же самое, только раньше нас.</w:t>
+      </w:r>
+    </w:p>
+    <w:p>
+      <w:pPr>
+        <w:pStyle w:val="BodyText"/>
+      </w:pPr>
+      <w:r>
+        <w:t xml:space="preserve">MARINA: Раньше, и одна: без кодов, без линии и без статьи в газете. Поэтому я вам и позвонила.</w:t>
+      </w:r>
+    </w:p>
+    <w:p>
+      <w:pPr>
+        <w:pStyle w:val="BodyText"/>
+      </w:pPr>
+      <w:r>
+        <w:t xml:space="preserve">IRINA: А можно теперь наш вопрос, ещё до кофе?</w:t>
+      </w:r>
+    </w:p>
+    <w:p>
+      <w:pPr>
+        <w:pStyle w:val="BodyText"/>
+      </w:pPr>
+      <w:r>
+        <w:t xml:space="preserve">MARINA: Можно, но только один и до кофе.</w:t>
+      </w:r>
+    </w:p>
+    <w:p>
+      <w:pPr>
+        <w:pStyle w:val="BodyText"/>
+      </w:pPr>
+      <w:r>
+        <w:t xml:space="preserve">IRINA: Почему вы не стали покупать серый товар, когда теряли тридцать процентов клиентов?</w:t>
+      </w:r>
+    </w:p>
+    <w:p>
+      <w:pPr>
+        <w:pStyle w:val="BodyText"/>
+      </w:pPr>
+      <w:r>
+        <w:t xml:space="preserve">MARINA: Потому что мой отец хирург, он сорок лет проработал в Мариинской больнице. Над его столом висела бумажка: «Не навреди». Я увидела вашу картонку в газете и позвонила вам в тот же день, даже не дочитав статью до конца.</w:t>
+      </w:r>
+    </w:p>
+    <w:p>
+      <w:pPr>
+        <w:pStyle w:val="BodyText"/>
+      </w:pPr>
+      <w:r>
+        <w:t xml:space="preserve">ALEKSEY: Бумажка… А у нас над дверью картонка.</w:t>
+      </w:r>
+    </w:p>
+    <w:p>
+      <w:pPr>
+        <w:pStyle w:val="BodyText"/>
+      </w:pPr>
+      <w:r>
+        <w:t xml:space="preserve">MARINA: В Петербурге картонки не вешают, здесь вешают бумажки в рамке. Это разница между нашими городами.</w:t>
+      </w:r>
+    </w:p>
+    <w:p>
+      <w:pPr>
+        <w:pStyle w:val="BodyText"/>
+      </w:pPr>
+      <w:r>
+        <w:t xml:space="preserve">IRINA: Разница между городами, записываю.</w:t>
+      </w:r>
+    </w:p>
+    <w:p>
+      <w:pPr>
+        <w:pStyle w:val="BodyText"/>
+      </w:pPr>
+      <w:r>
+        <w:t xml:space="preserve">ALEKSEY: Ирина у нас записывает всё, даже кофе.</w:t>
+      </w:r>
+    </w:p>
+    <w:p>
+      <w:pPr>
+        <w:pStyle w:val="BodyText"/>
+      </w:pPr>
+      <w:r>
+        <w:t xml:space="preserve">MARINA: Не записывайте всё, пожалуйста. У нас не принято, чтобы гость записывал каждое слово.</w:t>
+      </w:r>
+    </w:p>
+    <w:p>
+      <w:pPr>
+        <w:pStyle w:val="BodyText"/>
+      </w:pPr>
+      <w:r>
+        <w:t xml:space="preserve">IRINA: А что же у вас тогда принято?</w:t>
+      </w:r>
+    </w:p>
+    <w:p>
+      <w:pPr>
+        <w:pStyle w:val="BodyText"/>
+      </w:pPr>
+      <w:r>
+        <w:t xml:space="preserve">MARINA: Слушать и пить кофе, когда его предлагают. Вот я и предлагаю.</w:t>
+      </w:r>
+    </w:p>
+    <w:p>
+      <w:pPr>
+        <w:pStyle w:val="BodyText"/>
+      </w:pPr>
+      <w:r>
+        <w:t xml:space="preserve">ALEKSEY: Кофе с удовольствием. А после кофе мы посмотрим склад?</w:t>
       </w:r>
     </w:p>
     <w:bookmarkEnd w:id="22"/>
@@ -1773,215 +1773,215 @@
         <w:pStyle w:val="FirstParagraph"/>
       </w:pPr>
       <w:r>
-        <w:t xml:space="preserve">MARINA: Склад. Двести метров. Два холодильника. Датчики — каждые пятнадцать минут. Журнал — двенадцать лет.</w:t>
-      </w:r>
-    </w:p>
-    <w:p>
-      <w:pPr>
-        <w:pStyle w:val="BodyText"/>
-      </w:pPr>
-      <w:r>
-        <w:t xml:space="preserve">IRINA: Двенадцать лет журнала? Покажете?</w:t>
-      </w:r>
-    </w:p>
-    <w:p>
-      <w:pPr>
-        <w:pStyle w:val="BodyText"/>
-      </w:pPr>
-      <w:r>
-        <w:t xml:space="preserve">MARINA: Покажу любой день. Назовите дату.</w:t>
-      </w:r>
-    </w:p>
-    <w:p>
-      <w:pPr>
-        <w:pStyle w:val="BodyText"/>
-      </w:pPr>
-      <w:r>
-        <w:t xml:space="preserve">IRINA: Двадцать восьмое января. Два года назад.</w:t>
-      </w:r>
-    </w:p>
-    <w:p>
-      <w:pPr>
-        <w:pStyle w:val="BodyText"/>
-      </w:pPr>
-      <w:r>
-        <w:t xml:space="preserve">MARINA: Двадцать восьмое января. Вот. Плюс шесть. Плюс шесть. В четыре утра — плюс девять. Отключение электричества. Генератор через двенадцать минут. Вот запись. И подпись дежурного. Разборчивая.</w:t>
-      </w:r>
-    </w:p>
-    <w:p>
-      <w:pPr>
-        <w:pStyle w:val="BodyText"/>
-      </w:pPr>
-      <w:r>
-        <w:t xml:space="preserve">ALEKSEY: Вы записываете даже это?</w:t>
-      </w:r>
-    </w:p>
-    <w:p>
-      <w:pPr>
-        <w:pStyle w:val="BodyText"/>
-      </w:pPr>
-      <w:r>
-        <w:t xml:space="preserve">MARINA: Особенно это. Плюс девять двенадцать минут — это не страшно для геля. Но это надо знать. Иначе через год кто-нибудь спросит, а ответа не будет. А без ответа нет доверия.</w:t>
-      </w:r>
-    </w:p>
-    <w:p>
-      <w:pPr>
-        <w:pStyle w:val="BodyText"/>
-      </w:pPr>
-      <w:r>
-        <w:t xml:space="preserve">IRINA: Это… Ирина Белова одобряет. Не записываю, просто говорю.</w:t>
-      </w:r>
-    </w:p>
-    <w:p>
-      <w:pPr>
-        <w:pStyle w:val="BodyText"/>
-      </w:pPr>
-      <w:r>
-        <w:t xml:space="preserve">MARINA: Спасибо. Это много. Я читала о вас: аудитор.</w:t>
-      </w:r>
-    </w:p>
-    <w:p>
-      <w:pPr>
-        <w:pStyle w:val="BodyText"/>
-      </w:pPr>
-      <w:r>
-        <w:t xml:space="preserve">ALEKSEY: Марина, вы знаете Бойко?</w:t>
-      </w:r>
-    </w:p>
-    <w:p>
-      <w:pPr>
-        <w:pStyle w:val="BodyText"/>
-      </w:pPr>
-      <w:r>
-        <w:t xml:space="preserve">MARINA: Знаю. Он приезжал два года назад. Предлагал корейский гель на сорок процентов дешевле. Без документов.</w:t>
-      </w:r>
-    </w:p>
-    <w:p>
-      <w:pPr>
-        <w:pStyle w:val="BodyText"/>
-      </w:pPr>
-      <w:r>
-        <w:t xml:space="preserve">ALEKSEY: И что вы ему сказали?</w:t>
-      </w:r>
-    </w:p>
-    <w:p>
-      <w:pPr>
-        <w:pStyle w:val="BodyText"/>
-      </w:pPr>
-      <w:r>
-        <w:t xml:space="preserve">MARINA: Я сказала: «Покажите журнал температуры». Он засмеялся. Я проводила его до двери.</w:t>
-      </w:r>
-    </w:p>
-    <w:p>
-      <w:pPr>
-        <w:pStyle w:val="BodyText"/>
-      </w:pPr>
-      <w:r>
-        <w:t xml:space="preserve">IRINA: Просто проводили?</w:t>
-      </w:r>
-    </w:p>
-    <w:p>
-      <w:pPr>
-        <w:pStyle w:val="BodyText"/>
-      </w:pPr>
-      <w:r>
-        <w:t xml:space="preserve">MARINA: Просто. В Петербурге не кричат. Провожают до двери. Это хуже.</w:t>
-      </w:r>
-    </w:p>
-    <w:p>
-      <w:pPr>
-        <w:pStyle w:val="BodyText"/>
-      </w:pPr>
-      <w:r>
-        <w:t xml:space="preserve">ALEKSEY: А Волков? Он тоже приезжал?</w:t>
-      </w:r>
-    </w:p>
-    <w:p>
-      <w:pPr>
-        <w:pStyle w:val="BodyText"/>
-      </w:pPr>
-      <w:r>
-        <w:t xml:space="preserve">MARINA: Волков предлагал купить мою компанию. Три раза. Последний — в прошлом году. Хорошие деньги.</w:t>
-      </w:r>
-    </w:p>
-    <w:p>
-      <w:pPr>
-        <w:pStyle w:val="BodyText"/>
-      </w:pPr>
-      <w:r>
-        <w:t xml:space="preserve">IRINA: Почему отказались?</w:t>
-      </w:r>
-    </w:p>
-    <w:p>
-      <w:pPr>
-        <w:pStyle w:val="BodyText"/>
-      </w:pPr>
-      <w:r>
-        <w:t xml:space="preserve">MARINA: Потому что через год в моих клиниках работали бы его менеджеры с процентом с продаж. Я это видела в Москве. Своими глазами. На чужих клиниках и чужих пациентках.</w:t>
-      </w:r>
-    </w:p>
-    <w:p>
-      <w:pPr>
-        <w:pStyle w:val="BodyText"/>
-      </w:pPr>
-      <w:r>
-        <w:t xml:space="preserve">ALEKSEY: Я тоже. Десять лет. Изнутри.</w:t>
-      </w:r>
-    </w:p>
-    <w:p>
-      <w:pPr>
-        <w:pStyle w:val="BodyText"/>
-      </w:pPr>
-      <w:r>
-        <w:t xml:space="preserve">MARINA: Я знаю. Это было в статье. Поэтому я хочу не продать компанию. Я хочу партнёра.</w:t>
-      </w:r>
-    </w:p>
-    <w:p>
-      <w:pPr>
-        <w:pStyle w:val="BodyText"/>
-      </w:pPr>
-      <w:r>
-        <w:t xml:space="preserve">IRINA: Партнёр — это много обязательств. С обеих сторон.</w:t>
-      </w:r>
-    </w:p>
-    <w:p>
-      <w:pPr>
-        <w:pStyle w:val="BodyText"/>
-      </w:pPr>
-      <w:r>
-        <w:t xml:space="preserve">MARINA: Поэтому я показываю склад. Мои обязательства — здесь. В журнале. Ваши — в кодах и линии.</w:t>
-      </w:r>
-    </w:p>
-    <w:p>
-      <w:pPr>
-        <w:pStyle w:val="BodyText"/>
-      </w:pPr>
-      <w:r>
-        <w:t xml:space="preserve">ALEKSEY: Линия общая. Если пациентке в Петербурге станет плохо ночью — она позвонит нам. В Москву.</w:t>
-      </w:r>
-    </w:p>
-    <w:p>
-      <w:pPr>
-        <w:pStyle w:val="BodyText"/>
-      </w:pPr>
-      <w:r>
-        <w:t xml:space="preserve">MARINA: В Москву. Ночью. Это работает?</w:t>
-      </w:r>
-    </w:p>
-    <w:p>
-      <w:pPr>
-        <w:pStyle w:val="BodyText"/>
-      </w:pPr>
-      <w:r>
-        <w:t xml:space="preserve">IRINA: Работает. Шесть звонков в мае. Все — в первый час. Но врача отправляли московского.</w:t>
-      </w:r>
-    </w:p>
-    <w:p>
-      <w:pPr>
-        <w:pStyle w:val="BodyText"/>
-      </w:pPr>
-      <w:r>
-        <w:t xml:space="preserve">MARINA: Значит, нужен петербургский врач. Дежурный. Ночью. Я найду.</w:t>
+        <w:t xml:space="preserve">MARINA: Вот склад: двести метров и два холодильника. Датчики пишут температуру каждые пятнадцать минут, а журналу уже двенадцать лет.</w:t>
+      </w:r>
+    </w:p>
+    <w:p>
+      <w:pPr>
+        <w:pStyle w:val="BodyText"/>
+      </w:pPr>
+      <w:r>
+        <w:t xml:space="preserve">IRINA: Журнал за двенадцать лет? И вы его покажете?</w:t>
+      </w:r>
+    </w:p>
+    <w:p>
+      <w:pPr>
+        <w:pStyle w:val="BodyText"/>
+      </w:pPr>
+      <w:r>
+        <w:t xml:space="preserve">MARINA: Покажу любой день, какой захотите. Назовите дату.</w:t>
+      </w:r>
+    </w:p>
+    <w:p>
+      <w:pPr>
+        <w:pStyle w:val="BodyText"/>
+      </w:pPr>
+      <w:r>
+        <w:t xml:space="preserve">IRINA: Двадцать восьмое января, два года назад.</w:t>
+      </w:r>
+    </w:p>
+    <w:p>
+      <w:pPr>
+        <w:pStyle w:val="BodyText"/>
+      </w:pPr>
+      <w:r>
+        <w:t xml:space="preserve">MARINA: Двадцать восьмое января, вот оно. Плюс шесть, плюс шесть, а в четыре утра плюс девять, потому что отключили электричество. Генератор включился через двенадцать минут, вот запись и подпись дежурного, причём разборчивая.</w:t>
+      </w:r>
+    </w:p>
+    <w:p>
+      <w:pPr>
+        <w:pStyle w:val="BodyText"/>
+      </w:pPr>
+      <w:r>
+        <w:t xml:space="preserve">ALEKSEY: Вы записываете даже такие вещи?</w:t>
+      </w:r>
+    </w:p>
+    <w:p>
+      <w:pPr>
+        <w:pStyle w:val="BodyText"/>
+      </w:pPr>
+      <w:r>
+        <w:t xml:space="preserve">MARINA: Особенно такие. Плюс девять двенадцать минут — это не страшно для геля. Но это надо знать. Иначе через год кто-нибудь спросит, а ответа не будет. А без ответа нет доверия, и тогда уже никакие бумаги не помогут.</w:t>
+      </w:r>
+    </w:p>
+    <w:p>
+      <w:pPr>
+        <w:pStyle w:val="BodyText"/>
+      </w:pPr>
+      <w:r>
+        <w:t xml:space="preserve">IRINA: Это… Ирина Белова одобряет. Я это не записываю, а просто говорю вслух.</w:t>
+      </w:r>
+    </w:p>
+    <w:p>
+      <w:pPr>
+        <w:pStyle w:val="BodyText"/>
+      </w:pPr>
+      <w:r>
+        <w:t xml:space="preserve">MARINA: Спасибо, это для меня много значит. Я читала о вас, что вы аудитор.</w:t>
+      </w:r>
+    </w:p>
+    <w:p>
+      <w:pPr>
+        <w:pStyle w:val="BodyText"/>
+      </w:pPr>
+      <w:r>
+        <w:t xml:space="preserve">ALEKSEY: Марина, скажите, вы знаете Бойко?</w:t>
+      </w:r>
+    </w:p>
+    <w:p>
+      <w:pPr>
+        <w:pStyle w:val="BodyText"/>
+      </w:pPr>
+      <w:r>
+        <w:t xml:space="preserve">MARINA: Знаю. Он приезжал два года назад и предлагал корейский гель на сорок процентов дешевле, без документов.</w:t>
+      </w:r>
+    </w:p>
+    <w:p>
+      <w:pPr>
+        <w:pStyle w:val="BodyText"/>
+      </w:pPr>
+      <w:r>
+        <w:t xml:space="preserve">ALEKSEY: И что вы ему тогда сказали?</w:t>
+      </w:r>
+    </w:p>
+    <w:p>
+      <w:pPr>
+        <w:pStyle w:val="BodyText"/>
+      </w:pPr>
+      <w:r>
+        <w:t xml:space="preserve">MARINA: Я сказала: «Покажите журнал температуры». Он засмеялся, и я проводила его до двери.</w:t>
+      </w:r>
+    </w:p>
+    <w:p>
+      <w:pPr>
+        <w:pStyle w:val="BodyText"/>
+      </w:pPr>
+      <w:r>
+        <w:t xml:space="preserve">IRINA: И вы просто проводили его до двери?</w:t>
+      </w:r>
+    </w:p>
+    <w:p>
+      <w:pPr>
+        <w:pStyle w:val="BodyText"/>
+      </w:pPr>
+      <w:r>
+        <w:t xml:space="preserve">MARINA: Просто проводила. В Петербурге не кричат, а провожают до двери, и это гораздо хуже.</w:t>
+      </w:r>
+    </w:p>
+    <w:p>
+      <w:pPr>
+        <w:pStyle w:val="BodyText"/>
+      </w:pPr>
+      <w:r>
+        <w:t xml:space="preserve">ALEKSEY: А Волков? Он к вам тоже приезжал?</w:t>
+      </w:r>
+    </w:p>
+    <w:p>
+      <w:pPr>
+        <w:pStyle w:val="BodyText"/>
+      </w:pPr>
+      <w:r>
+        <w:t xml:space="preserve">MARINA: Волков три раза предлагал купить мою компанию, последний раз в прошлом году, и за хорошие деньги.</w:t>
+      </w:r>
+    </w:p>
+    <w:p>
+      <w:pPr>
+        <w:pStyle w:val="BodyText"/>
+      </w:pPr>
+      <w:r>
+        <w:t xml:space="preserve">IRINA: А почему вы отказались?</w:t>
+      </w:r>
+    </w:p>
+    <w:p>
+      <w:pPr>
+        <w:pStyle w:val="BodyText"/>
+      </w:pPr>
+      <w:r>
+        <w:t xml:space="preserve">MARINA: Потому что через год в моих клиниках работали бы его менеджеры с процентом с продаж. Я это видела в Москве своими глазами, на чужих клиниках и на чужих пациентках, и не хотела, чтобы такое было у меня.</w:t>
+      </w:r>
+    </w:p>
+    <w:p>
+      <w:pPr>
+        <w:pStyle w:val="BodyText"/>
+      </w:pPr>
+      <w:r>
+        <w:t xml:space="preserve">ALEKSEY: Я тоже это видел, десять лет, изнутри.</w:t>
+      </w:r>
+    </w:p>
+    <w:p>
+      <w:pPr>
+        <w:pStyle w:val="BodyText"/>
+      </w:pPr>
+      <w:r>
+        <w:t xml:space="preserve">MARINA: Я знаю, это было в статье. Поэтому я хочу не продать компанию. Я хочу партнёра.</w:t>
+      </w:r>
+    </w:p>
+    <w:p>
+      <w:pPr>
+        <w:pStyle w:val="BodyText"/>
+      </w:pPr>
+      <w:r>
+        <w:t xml:space="preserve">IRINA: Но партнёрство — это много обязательств, причём с обеих сторон.</w:t>
+      </w:r>
+    </w:p>
+    <w:p>
+      <w:pPr>
+        <w:pStyle w:val="BodyText"/>
+      </w:pPr>
+      <w:r>
+        <w:t xml:space="preserve">MARINA: Поэтому я и показываю вам склад. Мои обязательства здесь, в журнале, а ваши — в кодах и в линии.</w:t>
+      </w:r>
+    </w:p>
+    <w:p>
+      <w:pPr>
+        <w:pStyle w:val="BodyText"/>
+      </w:pPr>
+      <w:r>
+        <w:t xml:space="preserve">ALEKSEY: Линия у нас общая. Если пациентке в Петербурге станет плохо ночью, она позвонит нам в Москву.</w:t>
+      </w:r>
+    </w:p>
+    <w:p>
+      <w:pPr>
+        <w:pStyle w:val="BodyText"/>
+      </w:pPr>
+      <w:r>
+        <w:t xml:space="preserve">MARINA: В Москву, ночью? И это правда работает?</w:t>
+      </w:r>
+    </w:p>
+    <w:p>
+      <w:pPr>
+        <w:pStyle w:val="BodyText"/>
+      </w:pPr>
+      <w:r>
+        <w:t xml:space="preserve">IRINA: Работает: в мае было шесть звонков, и все в первый час. Но врача приходилось отправлять московского.</w:t>
+      </w:r>
+    </w:p>
+    <w:p>
+      <w:pPr>
+        <w:pStyle w:val="BodyText"/>
+      </w:pPr>
+      <w:r>
+        <w:t xml:space="preserve">MARINA: Значит, нужен петербургский дежурный врач, ночью. Я его найду.</w:t>
       </w:r>
     </w:p>
     <w:p>
@@ -2005,7 +2005,7 @@
         <w:pStyle w:val="BodyText"/>
       </w:pPr>
       <w:r>
-        <w:t xml:space="preserve">IRINA: Тогда остался один вопрос. Самый главный.</w:t>
+        <w:t xml:space="preserve">IRINA: Тогда у нас остался один вопрос, самый главный.</w:t>
       </w:r>
     </w:p>
     <w:bookmarkEnd w:id="23"/>
@@ -2023,199 +2023,199 @@
         <w:pStyle w:val="FirstParagraph"/>
       </w:pPr>
       <w:r>
-        <w:t xml:space="preserve">MARINA: Теперь — условие. Одно. Остальное обсудим летом.</w:t>
-      </w:r>
-    </w:p>
-    <w:p>
-      <w:pPr>
-        <w:pStyle w:val="BodyText"/>
-      </w:pPr>
-      <w:r>
-        <w:t xml:space="preserve">ALEKSEY: Слушаю.</w:t>
-      </w:r>
-    </w:p>
-    <w:p>
-      <w:pPr>
-        <w:pStyle w:val="BodyText"/>
-      </w:pPr>
-      <w:r>
-        <w:t xml:space="preserve">MARINA: Эксклюзив. Петербург и Северо-Запад. Три года. Только «Балтмед». Никаких других дистрибьюторов на моей территории.</w:t>
-      </w:r>
-    </w:p>
-    <w:p>
-      <w:pPr>
-        <w:pStyle w:val="BodyText"/>
-      </w:pPr>
-      <w:r>
-        <w:t xml:space="preserve">IRINA: Три года. Это долго для первого договора.</w:t>
-      </w:r>
-    </w:p>
-    <w:p>
-      <w:pPr>
-        <w:pStyle w:val="BodyText"/>
-      </w:pPr>
-      <w:r>
-        <w:t xml:space="preserve">MARINA: Двенадцать лет я строила территорию. Без эксклюзива любой зайдёт на мои восемьдесят клиник. Даже Волков. Даже ваш следующий Бойко. И я снова буду провожать людей до двери.</w:t>
-      </w:r>
-    </w:p>
-    <w:p>
-      <w:pPr>
-        <w:pStyle w:val="BodyText"/>
-      </w:pPr>
-      <w:r>
-        <w:t xml:space="preserve">ALEKSEY: Эксклюзив — это тоже риск для нас. Если вы не справитесь — весь Северо-Запад без товара.</w:t>
-      </w:r>
-    </w:p>
-    <w:p>
-      <w:pPr>
-        <w:pStyle w:val="BodyText"/>
-      </w:pPr>
-      <w:r>
-        <w:t xml:space="preserve">MARINA: Тогда пропишите условие. План. Если не выполню — эксклюзив сгорает. Я не боюсь планов. Я боюсь соседей без журнала температуры. Их в Петербурге больше, чем кажется.</w:t>
-      </w:r>
-    </w:p>
-    <w:p>
-      <w:pPr>
-        <w:pStyle w:val="BodyText"/>
-      </w:pPr>
-      <w:r>
-        <w:t xml:space="preserve">IRINA: План с условием. Это можно обсуждать.</w:t>
-      </w:r>
-    </w:p>
-    <w:p>
-      <w:pPr>
-        <w:pStyle w:val="BodyText"/>
-      </w:pPr>
-      <w:r>
-        <w:t xml:space="preserve">ALEKSEY: Марина, я не могу решить сегодня. У нас три учредителя и совет директоров. И Ольга Петровна, которая проверит каждую запятую. А потом ещё раз — каждую точку.</w:t>
-      </w:r>
-    </w:p>
-    <w:p>
-      <w:pPr>
-        <w:pStyle w:val="BodyText"/>
-      </w:pPr>
-      <w:r>
-        <w:t xml:space="preserve">MARINA: Миронова. Я знаю. Регистрация. Хорошо. В Петербурге не подписывают в первый день.</w:t>
-      </w:r>
-    </w:p>
-    <w:p>
-      <w:pPr>
-        <w:pStyle w:val="BodyText"/>
-      </w:pPr>
-      <w:r>
-        <w:t xml:space="preserve">ALEKSEY: А в Москве?</w:t>
-      </w:r>
-    </w:p>
-    <w:p>
-      <w:pPr>
-        <w:pStyle w:val="BodyText"/>
-      </w:pPr>
-      <w:r>
-        <w:t xml:space="preserve">MARINA: В Москве — подписывают. А потом жалеют. Я видела.</w:t>
-      </w:r>
-    </w:p>
-    <w:p>
-      <w:pPr>
-        <w:pStyle w:val="BodyText"/>
-      </w:pPr>
-      <w:r>
-        <w:t xml:space="preserve">IRINA: Когда следующая встреча?</w:t>
-      </w:r>
-    </w:p>
-    <w:p>
-      <w:pPr>
-        <w:pStyle w:val="BodyText"/>
-      </w:pPr>
-      <w:r>
-        <w:t xml:space="preserve">MARINA: В июле. В Москве. Теперь я приеду к вам. Посмотрю ваш центр. И картонку.</w:t>
-      </w:r>
-    </w:p>
-    <w:p>
-      <w:pPr>
-        <w:pStyle w:val="BodyText"/>
-      </w:pPr>
-      <w:r>
-        <w:t xml:space="preserve">ALEKSEY: Картонку — обязательно. Она над дверью.</w:t>
-      </w:r>
-    </w:p>
-    <w:p>
-      <w:pPr>
-        <w:pStyle w:val="BodyText"/>
-      </w:pPr>
-      <w:r>
-        <w:t xml:space="preserve">MARINA: Знаю. Видела в газете. Чуть криво висит. Это хорошо. Значит, настоящая.</w:t>
-      </w:r>
-    </w:p>
-    <w:p>
-      <w:pPr>
-        <w:pStyle w:val="BodyText"/>
-      </w:pPr>
-      <w:r>
-        <w:t xml:space="preserve">IRINA: Криво? Я её поправляла в понедельник.</w:t>
-      </w:r>
-    </w:p>
-    <w:p>
-      <w:pPr>
-        <w:pStyle w:val="BodyText"/>
-      </w:pPr>
-      <w:r>
-        <w:t xml:space="preserve">MARINA: Значит, поправили не до конца. Не трогайте. Оставьте.</w:t>
-      </w:r>
-    </w:p>
-    <w:p>
-      <w:pPr>
-        <w:pStyle w:val="BodyText"/>
-      </w:pPr>
-      <w:r>
-        <w:t xml:space="preserve">ALEKSEY: «Оставьте». Это слово у нас в корпоративном договоре.</w:t>
-      </w:r>
-    </w:p>
-    <w:p>
-      <w:pPr>
-        <w:pStyle w:val="BodyText"/>
-      </w:pPr>
-      <w:r>
-        <w:t xml:space="preserve">MARINA: Тогда я точно к вам приеду. Люблю договоры, где есть важные бессмысленные слова.</w:t>
-      </w:r>
-    </w:p>
-    <w:p>
-      <w:pPr>
-        <w:pStyle w:val="BodyText"/>
-      </w:pPr>
-      <w:r>
-        <w:t xml:space="preserve">IRINA: Марина, последнее. Почему вы сказали по телефону «мы хотим», а не «я хочу»?</w:t>
-      </w:r>
-    </w:p>
-    <w:p>
-      <w:pPr>
-        <w:pStyle w:val="BodyText"/>
-      </w:pPr>
-      <w:r>
-        <w:t xml:space="preserve">MARINA: Потому что нас двадцать пять. И все хотят. Я только говорю за них. Как вы — за своих двадцать. Директор, который говорит «я хочу», долго не живёт.</w:t>
-      </w:r>
-    </w:p>
-    <w:p>
-      <w:pPr>
-        <w:pStyle w:val="BodyText"/>
-      </w:pPr>
-      <w:r>
-        <w:t xml:space="preserve">ALEKSEY: Тогда мы тоже хотим. Но медленно. Не по-московски.</w:t>
-      </w:r>
-    </w:p>
-    <w:p>
-      <w:pPr>
-        <w:pStyle w:val="BodyText"/>
-      </w:pPr>
-      <w:r>
-        <w:t xml:space="preserve">MARINA: Медленно — это по-петербургски. Вы быстро учитесь, Алексей Николаевич. Это опасно. Для Москвы.</w:t>
-      </w:r>
-    </w:p>
-    <w:p>
-      <w:pPr>
-        <w:pStyle w:val="BodyText"/>
-      </w:pPr>
-      <w:r>
-        <w:t xml:space="preserve">ALEKSEY: Опасно для Москвы. Хорошо для Петербурга. Посмотрим, что для нас.</w:t>
+        <w:t xml:space="preserve">MARINA: Теперь условие, и оно одно. Всё остальное мы обсудим летом.</w:t>
+      </w:r>
+    </w:p>
+    <w:p>
+      <w:pPr>
+        <w:pStyle w:val="BodyText"/>
+      </w:pPr>
+      <w:r>
+        <w:t xml:space="preserve">ALEKSEY: Слушаю вас внимательно, Марина.</w:t>
+      </w:r>
+    </w:p>
+    <w:p>
+      <w:pPr>
+        <w:pStyle w:val="BodyText"/>
+      </w:pPr>
+      <w:r>
+        <w:t xml:space="preserve">MARINA: Эксклюзив на Петербург и Северо-Запад на три года: только «Балтмед» и никаких других дистрибьюторов на моей территории.</w:t>
+      </w:r>
+    </w:p>
+    <w:p>
+      <w:pPr>
+        <w:pStyle w:val="BodyText"/>
+      </w:pPr>
+      <w:r>
+        <w:t xml:space="preserve">IRINA: Три года — это долго для первого договора.</w:t>
+      </w:r>
+    </w:p>
+    <w:p>
+      <w:pPr>
+        <w:pStyle w:val="BodyText"/>
+      </w:pPr>
+      <w:r>
+        <w:t xml:space="preserve">MARINA: Двенадцать лет я строила эту территорию. Без эксклюзива любой зайдёт в мои восемьдесят клиник: даже Волков, даже ваш следующий Бойко. И тогда я снова буду провожать людей до двери, каждую неделю.</w:t>
+      </w:r>
+    </w:p>
+    <w:p>
+      <w:pPr>
+        <w:pStyle w:val="BodyText"/>
+      </w:pPr>
+      <w:r>
+        <w:t xml:space="preserve">ALEKSEY: Но эксклюзив — это риск и для нас. Если вы не справитесь, весь Северо-Запад останется без товара.</w:t>
+      </w:r>
+    </w:p>
+    <w:p>
+      <w:pPr>
+        <w:pStyle w:val="BodyText"/>
+      </w:pPr>
+      <w:r>
+        <w:t xml:space="preserve">MARINA: Тогда пропишите условие, то есть план. Если не выполню — эксклюзив сгорает. Я не боюсь планов, я боюсь соседей без журнала температуры. А их в Петербурге гораздо больше, чем кажется со стороны.</w:t>
+      </w:r>
+    </w:p>
+    <w:p>
+      <w:pPr>
+        <w:pStyle w:val="BodyText"/>
+      </w:pPr>
+      <w:r>
+        <w:t xml:space="preserve">IRINA: План с условием — это можно обсуждать.</w:t>
+      </w:r>
+    </w:p>
+    <w:p>
+      <w:pPr>
+        <w:pStyle w:val="BodyText"/>
+      </w:pPr>
+      <w:r>
+        <w:t xml:space="preserve">ALEKSEY: Марина, сегодня я не могу решить. У нас три учредителя и совет директоров, а ещё Ольга Петровна, которая проверит каждую запятую. А потом ещё раз проверит каждую точку, уж поверьте.</w:t>
+      </w:r>
+    </w:p>
+    <w:p>
+      <w:pPr>
+        <w:pStyle w:val="BodyText"/>
+      </w:pPr>
+      <w:r>
+        <w:t xml:space="preserve">MARINA: Миронова из регистрации, я знаю. Хорошо. В Петербурге не подписывают в первый день.</w:t>
+      </w:r>
+    </w:p>
+    <w:p>
+      <w:pPr>
+        <w:pStyle w:val="BodyText"/>
+      </w:pPr>
+      <w:r>
+        <w:t xml:space="preserve">ALEKSEY: А в Москве, по-вашему, подписывают?</w:t>
+      </w:r>
+    </w:p>
+    <w:p>
+      <w:pPr>
+        <w:pStyle w:val="BodyText"/>
+      </w:pPr>
+      <w:r>
+        <w:t xml:space="preserve">MARINA: В Москве подписывают, а потом жалеют, я такое видела.</w:t>
+      </w:r>
+    </w:p>
+    <w:p>
+      <w:pPr>
+        <w:pStyle w:val="BodyText"/>
+      </w:pPr>
+      <w:r>
+        <w:t xml:space="preserve">IRINA: А когда будет следующая встреча?</w:t>
+      </w:r>
+    </w:p>
+    <w:p>
+      <w:pPr>
+        <w:pStyle w:val="BodyText"/>
+      </w:pPr>
+      <w:r>
+        <w:t xml:space="preserve">MARINA: В июле, в Москве. Теперь я приеду к вам и посмотрю ваш центр, и картонку тоже.</w:t>
+      </w:r>
+    </w:p>
+    <w:p>
+      <w:pPr>
+        <w:pStyle w:val="BodyText"/>
+      </w:pPr>
+      <w:r>
+        <w:t xml:space="preserve">ALEKSEY: Картонку обязательно, она висит над дверью.</w:t>
+      </w:r>
+    </w:p>
+    <w:p>
+      <w:pPr>
+        <w:pStyle w:val="BodyText"/>
+      </w:pPr>
+      <w:r>
+        <w:t xml:space="preserve">MARINA: Знаю, видела в газете. Она висит чуть криво, и это хорошо, значит, настоящая.</w:t>
+      </w:r>
+    </w:p>
+    <w:p>
+      <w:pPr>
+        <w:pStyle w:val="BodyText"/>
+      </w:pPr>
+      <w:r>
+        <w:t xml:space="preserve">IRINA: Криво? Но я же поправляла её в понедельник.</w:t>
+      </w:r>
+    </w:p>
+    <w:p>
+      <w:pPr>
+        <w:pStyle w:val="BodyText"/>
+      </w:pPr>
+      <w:r>
+        <w:t xml:space="preserve">MARINA: Значит, поправили не до конца. Не трогайте её больше. Оставьте.</w:t>
+      </w:r>
+    </w:p>
+    <w:p>
+      <w:pPr>
+        <w:pStyle w:val="BodyText"/>
+      </w:pPr>
+      <w:r>
+        <w:t xml:space="preserve">ALEKSEY: «Оставьте»… Это слово есть у нас в корпоративном договоре.</w:t>
+      </w:r>
+    </w:p>
+    <w:p>
+      <w:pPr>
+        <w:pStyle w:val="BodyText"/>
+      </w:pPr>
+      <w:r>
+        <w:t xml:space="preserve">MARINA: Тогда я к вам точно приеду. Люблю договоры, в которых есть важные бессмысленные слова.</w:t>
+      </w:r>
+    </w:p>
+    <w:p>
+      <w:pPr>
+        <w:pStyle w:val="BodyText"/>
+      </w:pPr>
+      <w:r>
+        <w:t xml:space="preserve">IRINA: Марина, последний вопрос: почему вы по телефону сказали «мы хотим», а не «я хочу»?</w:t>
+      </w:r>
+    </w:p>
+    <w:p>
+      <w:pPr>
+        <w:pStyle w:val="BodyText"/>
+      </w:pPr>
+      <w:r>
+        <w:t xml:space="preserve">MARINA: Потому что нас двадцать пять человек, и хотят все, а я только говорю за них, как вы говорите за своих двадцать. Директор, который говорит «я хочу», долго не живёт, по крайней мере в бизнесе.</w:t>
+      </w:r>
+    </w:p>
+    <w:p>
+      <w:pPr>
+        <w:pStyle w:val="BodyText"/>
+      </w:pPr>
+      <w:r>
+        <w:t xml:space="preserve">ALEKSEY: Тогда мы тоже хотим, но медленно, не по-московски.</w:t>
+      </w:r>
+    </w:p>
+    <w:p>
+      <w:pPr>
+        <w:pStyle w:val="BodyText"/>
+      </w:pPr>
+      <w:r>
+        <w:t xml:space="preserve">MARINA: Медленно — это по-петербургски. Вы быстро учитесь, Алексей Николаевич, и это опасно для Москвы.</w:t>
+      </w:r>
+    </w:p>
+    <w:p>
+      <w:pPr>
+        <w:pStyle w:val="BodyText"/>
+      </w:pPr>
+      <w:r>
+        <w:t xml:space="preserve">ALEKSEY: Опасно для Москвы и хорошо для Петербурга. Посмотрим, что это будет значить для нас.</w:t>
       </w:r>
     </w:p>
     <w:bookmarkEnd w:id="24"/>
@@ -2233,119 +2233,119 @@
         <w:pStyle w:val="FirstParagraph"/>
       </w:pPr>
       <w:r>
-        <w:t xml:space="preserve">IRINA: Белые ночи. Через неделю солнце вообще не сядет.</w:t>
-      </w:r>
-    </w:p>
-    <w:p>
-      <w:pPr>
-        <w:pStyle w:val="BodyText"/>
-      </w:pPr>
-      <w:r>
-        <w:t xml:space="preserve">ALEKSEY: Звонит Доюн. Да, Доюн?</w:t>
-      </w:r>
-    </w:p>
-    <w:p>
-      <w:pPr>
-        <w:pStyle w:val="BodyText"/>
-      </w:pPr>
-      <w:r>
-        <w:t xml:space="preserve">DOYUN: Лёша, ты в Петербурге? Мне написал президент. Сказал: «Спроси, где он».</w:t>
-      </w:r>
-    </w:p>
-    <w:p>
-      <w:pPr>
-        <w:pStyle w:val="BodyText"/>
-      </w:pPr>
-      <w:r>
-        <w:t xml:space="preserve">ALEKSEY: На Васильевском. Двенадцатая линия.</w:t>
-      </w:r>
-    </w:p>
-    <w:p>
-      <w:pPr>
-        <w:pStyle w:val="BodyText"/>
-      </w:pPr>
-      <w:r>
-        <w:t xml:space="preserve">DOYUN: Двенадцатая. Я жил на Восьмой. В общежитии. Год. С ребятами из Новосибирска.</w:t>
-      </w:r>
-    </w:p>
-    <w:p>
-      <w:pPr>
-        <w:pStyle w:val="BodyText"/>
-      </w:pPr>
-      <w:r>
-        <w:t xml:space="preserve">ALEKSEY: Значит, мы соседи. Через четыре линии и пятнадцать лет.</w:t>
-      </w:r>
-    </w:p>
-    <w:p>
-      <w:pPr>
-        <w:pStyle w:val="BodyText"/>
-      </w:pPr>
-      <w:r>
-        <w:t xml:space="preserve">DOYUN: Что там? Президент спрашивает только одно: «Это хорошие люди?»</w:t>
-      </w:r>
-    </w:p>
-    <w:p>
-      <w:pPr>
-        <w:pStyle w:val="BodyText"/>
-      </w:pPr>
-      <w:r>
-        <w:t xml:space="preserve">ALEKSEY: У неё журнал температуры за двенадцать лет. И бумажка над столом отца.</w:t>
-      </w:r>
-    </w:p>
-    <w:p>
-      <w:pPr>
-        <w:pStyle w:val="BodyText"/>
-      </w:pPr>
-      <w:r>
-        <w:t xml:space="preserve">DOYUN: Он поймёт. Я переведу. «Журнал» и «отец» — этого хватит.</w:t>
-      </w:r>
-    </w:p>
-    <w:p>
-      <w:pPr>
-        <w:pStyle w:val="BodyText"/>
-      </w:pPr>
-      <w:r>
-        <w:t xml:space="preserve">OLGA: Алексей? Ирина написала: эксклюзив, три года, Северо-Запад. Я уже читаю закон.</w:t>
-      </w:r>
-    </w:p>
-    <w:p>
-      <w:pPr>
-        <w:pStyle w:val="BodyText"/>
-      </w:pPr>
-      <w:r>
-        <w:t xml:space="preserve">ALEKSEY: Ольга Петровна, мы ничего не подписали.</w:t>
-      </w:r>
-    </w:p>
-    <w:p>
-      <w:pPr>
-        <w:pStyle w:val="BodyText"/>
-      </w:pPr>
-      <w:r>
-        <w:t xml:space="preserve">OLGA: Знаю. Поэтому и читаю. Пока не подписали. Потом читать поздно.</w:t>
-      </w:r>
-    </w:p>
-    <w:p>
-      <w:pPr>
-        <w:pStyle w:val="BodyText"/>
-      </w:pPr>
-      <w:r>
-        <w:t xml:space="preserve">IRINA: Алексей, посмотрите. Карта России в телефоне. Москва. Петербург. А дальше…</w:t>
-      </w:r>
-    </w:p>
-    <w:p>
-      <w:pPr>
-        <w:pStyle w:val="BodyText"/>
-      </w:pPr>
-      <w:r>
-        <w:t xml:space="preserve">ALEKSEY: Дальше — одиннадцать часовых поясов. Владивосток. Девять тысяч километров.</w:t>
-      </w:r>
-    </w:p>
-    <w:p>
-      <w:pPr>
-        <w:pStyle w:val="BodyText"/>
-      </w:pPr>
-      <w:r>
-        <w:t xml:space="preserve">IRINA: А мы пока в одном. В московском. Вместе с Петербургом.</w:t>
+        <w:t xml:space="preserve">IRINA: Белые ночи… Через неделю солнце вообще перестанет садиться.</w:t>
+      </w:r>
+    </w:p>
+    <w:p>
+      <w:pPr>
+        <w:pStyle w:val="BodyText"/>
+      </w:pPr>
+      <w:r>
+        <w:t xml:space="preserve">ALEKSEY: Подождите, звонит Доюн. Да, Доюн, слушаю?</w:t>
+      </w:r>
+    </w:p>
+    <w:p>
+      <w:pPr>
+        <w:pStyle w:val="BodyText"/>
+      </w:pPr>
+      <w:r>
+        <w:t xml:space="preserve">DOYUN: Лёша, ты сейчас в Петербурге? Мне написал президент и сказал: «Спроси, где он».</w:t>
+      </w:r>
+    </w:p>
+    <w:p>
+      <w:pPr>
+        <w:pStyle w:val="BodyText"/>
+      </w:pPr>
+      <w:r>
+        <w:t xml:space="preserve">ALEKSEY: Я на Васильевском острове, на Двенадцатой линии.</w:t>
+      </w:r>
+    </w:p>
+    <w:p>
+      <w:pPr>
+        <w:pStyle w:val="BodyText"/>
+      </w:pPr>
+      <w:r>
+        <w:t xml:space="preserve">DOYUN: На Двенадцатой? А я жил на Восьмой, в общежитии, целый год, вместе с ребятами из Новосибирска.</w:t>
+      </w:r>
+    </w:p>
+    <w:p>
+      <w:pPr>
+        <w:pStyle w:val="BodyText"/>
+      </w:pPr>
+      <w:r>
+        <w:t xml:space="preserve">ALEKSEY: Значит, мы с тобой соседи, только через четыре линии и пятнадцать лет.</w:t>
+      </w:r>
+    </w:p>
+    <w:p>
+      <w:pPr>
+        <w:pStyle w:val="BodyText"/>
+      </w:pPr>
+      <w:r>
+        <w:t xml:space="preserve">DOYUN: И как там? Президент спрашивает только одно: «Это хорошие люди?»</w:t>
+      </w:r>
+    </w:p>
+    <w:p>
+      <w:pPr>
+        <w:pStyle w:val="BodyText"/>
+      </w:pPr>
+      <w:r>
+        <w:t xml:space="preserve">ALEKSEY: У неё журнал температуры за двенадцать лет и бумажка над столом отца.</w:t>
+      </w:r>
+    </w:p>
+    <w:p>
+      <w:pPr>
+        <w:pStyle w:val="BodyText"/>
+      </w:pPr>
+      <w:r>
+        <w:t xml:space="preserve">DOYUN: Он поймёт, я переведу. «Журнал» и «отец» — этого ему будет достаточно.</w:t>
+      </w:r>
+    </w:p>
+    <w:p>
+      <w:pPr>
+        <w:pStyle w:val="BodyText"/>
+      </w:pPr>
+      <w:r>
+        <w:t xml:space="preserve">OLGA: Алексей? Ирина написала мне: эксклюзив, три года, Северо-Запад. Я уже читаю закон.</w:t>
+      </w:r>
+    </w:p>
+    <w:p>
+      <w:pPr>
+        <w:pStyle w:val="BodyText"/>
+      </w:pPr>
+      <w:r>
+        <w:t xml:space="preserve">ALEKSEY: Ольга Петровна, но мы ведь ещё ничего не подписали.</w:t>
+      </w:r>
+    </w:p>
+    <w:p>
+      <w:pPr>
+        <w:pStyle w:val="BodyText"/>
+      </w:pPr>
+      <w:r>
+        <w:t xml:space="preserve">OLGA: Знаю, поэтому и читаю, пока не подписали. Потом читать будет уже поздно.</w:t>
+      </w:r>
+    </w:p>
+    <w:p>
+      <w:pPr>
+        <w:pStyle w:val="BodyText"/>
+      </w:pPr>
+      <w:r>
+        <w:t xml:space="preserve">IRINA: Алексей, посмотрите на карту России в телефоне: вот Москва, вот Петербург, а дальше…</w:t>
+      </w:r>
+    </w:p>
+    <w:p>
+      <w:pPr>
+        <w:pStyle w:val="BodyText"/>
+      </w:pPr>
+      <w:r>
+        <w:t xml:space="preserve">ALEKSEY: А дальше одиннадцать часовых поясов, Владивосток и девять тысяч километров.</w:t>
+      </w:r>
+    </w:p>
+    <w:p>
+      <w:pPr>
+        <w:pStyle w:val="BodyText"/>
+      </w:pPr>
+      <w:r>
+        <w:t xml:space="preserve">IRINA: А мы пока в одном часовом поясе, в московском, вместе с Петербургом.</w:t>
       </w:r>
     </w:p>
     <w:p>
@@ -3331,7 +3331,7 @@
         <w:t xml:space="preserve">“</w:t>
       </w:r>
       <w:r>
-        <w:t xml:space="preserve">Особенно это. Плюс девять двенадцать минут — это не страшно для геля. Но это надо знать. Иначе через год кто-нибудь спросит, а ответа не будет. А без ответа нет доверия.</w:t>
+        <w:t xml:space="preserve">Особенно такие. Плюс девять двенадцать минут — это не страшно для геля. Но это надо знать. Иначе через год кто-нибудь спросит, а ответа не будет. А без ответа нет доверия, и тогда уже никакие бумаги не помогут.</w:t>
       </w:r>
       <w:r>
         <w:t xml:space="preserve">”</w:t>
@@ -3411,7 +3411,7 @@
               <w:jc w:val="left"/>
             </w:pPr>
             <w:r>
-              <w:t xml:space="preserve">Особенно это.</w:t>
+              <w:t xml:space="preserve">Особенно такие.</w:t>
             </w:r>
           </w:p>
         </w:tc>
@@ -3432,7 +3432,7 @@
               <w:t xml:space="preserve">“</w:t>
             </w:r>
             <w:r>
-              <w:t xml:space="preserve">이것까지?</w:t>
+              <w:t xml:space="preserve">이런 것까지?</w:t>
             </w:r>
             <w:r>
               <w:t xml:space="preserve">”</w:t>
@@ -3578,19 +3578,19 @@
               <w:jc w:val="left"/>
             </w:pPr>
             <w:r>
-              <w:t xml:space="preserve">А без ответа нет доверия.</w:t>
-            </w:r>
-          </w:p>
-        </w:tc>
-        <w:tc>
-          <w:tcPr/>
-          <w:p>
-            <w:pPr>
-              <w:pStyle w:val="Compact"/>
-              <w:jc w:val="left"/>
-            </w:pPr>
-            <w:r>
-              <w:t xml:space="preserve">без + 생격, нет + 생격</w:t>
+              <w:t xml:space="preserve">А без ответа нет доверия, и тогда уже никакие бумаги не помогут.</w:t>
+            </w:r>
+          </w:p>
+        </w:tc>
+        <w:tc>
+          <w:tcPr/>
+          <w:p>
+            <w:pPr>
+              <w:pStyle w:val="Compact"/>
+              <w:jc w:val="left"/>
+            </w:pPr>
+            <w:r>
+              <w:t xml:space="preserve">без + 생격, нет + 생격, 이중 부정(никакие… не)</w:t>
             </w:r>
           </w:p>
         </w:tc>
@@ -3614,7 +3614,7 @@
         <w:t xml:space="preserve">“</w:t>
       </w:r>
       <w:r>
-        <w:t xml:space="preserve">Особенно это. … — это не страшно. Но это надо знать. Иначе… А без… нет…</w:t>
+        <w:t xml:space="preserve">Особенно… … — это не страшно. Но это надо знать. Иначе… А без… нет…, и тогда уже никакие… не…</w:t>
       </w:r>
       <w:r>
         <w:t xml:space="preserve">”</w:t>
@@ -3633,7 +3633,7 @@
         <w:t xml:space="preserve"> </w:t>
       </w:r>
       <w:r>
-        <w:t xml:space="preserve">но · иначе · а без</w:t>
+        <w:t xml:space="preserve">но · иначе · а без · и тогда уже</w:t>
       </w:r>
       <w:r>
         <w:t xml:space="preserve"> </w:t>
@@ -3649,7 +3649,7 @@
         <w:t xml:space="preserve"> </w:t>
       </w:r>
       <w:r>
-        <w:t xml:space="preserve">사소한 기록(예외·장애)을 왜 남겨야 하는지 25~30단어로 설명하기.</w:t>
+        <w:t xml:space="preserve">사소한 기록(예외·장애)을 왜 남겨야 하는지 30~50단어로 설명하기.</w:t>
       </w:r>
     </w:p>
     <w:bookmarkEnd w:id="30"/>
@@ -4131,119 +4131,119 @@
         <w:pStyle w:val="FirstParagraph"/>
       </w:pPr>
       <w:r>
-        <w:t xml:space="preserve">알렉세이: 알렉세이 보론초프입니다. 말씀하세요.</w:t>
-      </w:r>
-    </w:p>
-    <w:p>
-      <w:pPr>
-        <w:pStyle w:val="BodyText"/>
-      </w:pPr>
-      <w:r>
-        <w:t xml:space="preserve">마리나: 안녕하세요. 마리나 레베데바예요. 상트페테르부르크. 「발트메드」라는 회사예요. 4분 있으세요?</w:t>
-      </w:r>
-    </w:p>
-    <w:p>
-      <w:pPr>
-        <w:pStyle w:val="BodyText"/>
-      </w:pPr>
-      <w:r>
-        <w:t xml:space="preserve">알렉세이: 있어요. 5분도요.</w:t>
-      </w:r>
-    </w:p>
-    <w:p>
-      <w:pPr>
-        <w:pStyle w:val="BodyText"/>
-      </w:pPr>
-      <w:r>
-        <w:t xml:space="preserve">마리나: 4분이면 충분해요. 기사를 읽었어요. 두 번. 그다음 당신들이 교육한 의사 세 명에게 전화했어요.</w:t>
-      </w:r>
-    </w:p>
-    <w:p>
-      <w:pPr>
-        <w:pStyle w:val="BodyText"/>
-      </w:pPr>
-      <w:r>
-        <w:t xml:space="preserve">알렉세이: 세 명이요? 누군지 여쭤도 될까요?</w:t>
-      </w:r>
-    </w:p>
-    <w:p>
-      <w:pPr>
-        <w:pStyle w:val="BodyText"/>
-      </w:pPr>
-      <w:r>
-        <w:t xml:space="preserve">마리나: 안 돼요. 내 의사들이에요. 다들 같은 말을 했어요: 「엄격하지만 정직하다」.</w:t>
-      </w:r>
-    </w:p>
-    <w:p>
-      <w:pPr>
-        <w:pStyle w:val="BodyText"/>
-      </w:pPr>
-      <w:r>
-        <w:t xml:space="preserve">알렉세이: 들어 본 중 최고의 추천이네요.</w:t>
-      </w:r>
-    </w:p>
-    <w:p>
-      <w:pPr>
-        <w:pStyle w:val="BodyText"/>
-      </w:pPr>
-      <w:r>
-        <w:t xml:space="preserve">마리나: 난 유통사예요. 12년. 북서부. 클리닉 80곳. 우리는 당신들 상품을 원해요.</w:t>
-      </w:r>
-    </w:p>
-    <w:p>
-      <w:pPr>
-        <w:pStyle w:val="BodyText"/>
-      </w:pPr>
-      <w:r>
-        <w:t xml:space="preserve">알렉세이: 저희한테서… 사시겠다는 거예요?</w:t>
-      </w:r>
-    </w:p>
-    <w:p>
-      <w:pPr>
-        <w:pStyle w:val="BodyText"/>
-      </w:pPr>
-      <w:r>
-        <w:t xml:space="preserve">마리나: 만나고 싶어요. 전화 말고. 페테르부르크에서. 수요일 11시.</w:t>
-      </w:r>
-    </w:p>
-    <w:p>
-      <w:pPr>
-        <w:pStyle w:val="BodyText"/>
-      </w:pPr>
-      <w:r>
-        <w:t xml:space="preserve">알렉세이: 왜 모스크바가 아니죠? 여기서 모실 수 있는데요.</w:t>
-      </w:r>
-    </w:p>
-    <w:p>
-      <w:pPr>
-        <w:pStyle w:val="BodyText"/>
-      </w:pPr>
-      <w:r>
-        <w:t xml:space="preserve">마리나: 내가 당신 사무실을 보는 게 아니라 당신이 내 창고를 봤으면 해서요. 사무실은 아무것도 말해 주지 않아요. 창고는 전부 말해 주죠: 보관하는 방식이 일하는 방식이에요.</w:t>
-      </w:r>
-    </w:p>
-    <w:p>
-      <w:pPr>
-        <w:pStyle w:val="BodyText"/>
-      </w:pPr>
-      <w:r>
-        <w:t xml:space="preserve">알렉세이: 동의해요. 수요일 11시. 재무 이사가 함께 갈 거예요.</w:t>
-      </w:r>
-    </w:p>
-    <w:p>
-      <w:pPr>
-        <w:pStyle w:val="BodyText"/>
-      </w:pPr>
-      <w:r>
-        <w:t xml:space="preserve">마리나: 벨로바. 알아요. 기사에서. 좋아요. 주소 보낼게요. 늦지 마세요. 여긴 그런 게 통하지 않아요.</w:t>
-      </w:r>
-    </w:p>
-    <w:p>
-      <w:pPr>
-        <w:pStyle w:val="BodyText"/>
-      </w:pPr>
-      <w:r>
-        <w:t xml:space="preserve">알렉세이: 4분. 정확히.</w:t>
+        <w:t xml:space="preserve">알렉세이: 「모스트 메디컬」 대표 알렉세이 보론초프입니다. 잘 듣고 있어요.</w:t>
+      </w:r>
+    </w:p>
+    <w:p>
+      <w:pPr>
+        <w:pStyle w:val="BodyText"/>
+      </w:pPr>
+      <w:r>
+        <w:t xml:space="preserve">마리나: 안녕하세요. 상트페테르부르크 「발트메드」라는 회사의 마리나 레베데바예요. 4분 있으세요?</w:t>
+      </w:r>
+    </w:p>
+    <w:p>
+      <w:pPr>
+        <w:pStyle w:val="BodyText"/>
+      </w:pPr>
+      <w:r>
+        <w:t xml:space="preserve">알렉세이: 있어요, 필요하면 5분도요.</w:t>
+      </w:r>
+    </w:p>
+    <w:p>
+      <w:pPr>
+        <w:pStyle w:val="BodyText"/>
+      </w:pPr>
+      <w:r>
+        <w:t xml:space="preserve">마리나: 4분이면 충분해요. 기사를 두 번 읽었어요. 그다음 당신들이 교육한 의사 세 명에게 전화했어요.</w:t>
+      </w:r>
+    </w:p>
+    <w:p>
+      <w:pPr>
+        <w:pStyle w:val="BodyText"/>
+      </w:pPr>
+      <w:r>
+        <w:t xml:space="preserve">알렉세이: 의사 세 명이요? 정확히 누군지 여쭤도 될까요?</w:t>
+      </w:r>
+    </w:p>
+    <w:p>
+      <w:pPr>
+        <w:pStyle w:val="BodyText"/>
+      </w:pPr>
+      <w:r>
+        <w:t xml:space="preserve">마리나: 안 돼요, 내 의사들이니까요. 셋 다 같은 말을 했어요: 「엄격하지만 정직하다」.</w:t>
+      </w:r>
+    </w:p>
+    <w:p>
+      <w:pPr>
+        <w:pStyle w:val="BodyText"/>
+      </w:pPr>
+      <w:r>
+        <w:t xml:space="preserve">알렉세이: 우리 일에 대해 들어 본 중 최고의 추천이네요.</w:t>
+      </w:r>
+    </w:p>
+    <w:p>
+      <w:pPr>
+        <w:pStyle w:val="BodyText"/>
+      </w:pPr>
+      <w:r>
+        <w:t xml:space="preserve">마리나: 난 12년째 유통을 해요. 북서부에서, 클리닉 80곳이요. 우리는 당신들 상품을 원해요.</w:t>
+      </w:r>
+    </w:p>
+    <w:p>
+      <w:pPr>
+        <w:pStyle w:val="BodyText"/>
+      </w:pPr>
+      <w:r>
+        <w:t xml:space="preserve">알렉세이: 그러니까 저희한테서… 사시겠다는 거예요?</w:t>
+      </w:r>
+    </w:p>
+    <w:p>
+      <w:pPr>
+        <w:pStyle w:val="BodyText"/>
+      </w:pPr>
+      <w:r>
+        <w:t xml:space="preserve">마리나: 만나고 싶어요. 전화 말고 페테르부르크에서, 수요일 11시에요.</w:t>
+      </w:r>
+    </w:p>
+    <w:p>
+      <w:pPr>
+        <w:pStyle w:val="BodyText"/>
+      </w:pPr>
+      <w:r>
+        <w:t xml:space="preserve">알렉세이: 왜 모스크바가 아니죠? 여기서 기꺼이 모실 수 있는데요.</w:t>
+      </w:r>
+    </w:p>
+    <w:p>
+      <w:pPr>
+        <w:pStyle w:val="BodyText"/>
+      </w:pPr>
+      <w:r>
+        <w:t xml:space="preserve">마리나: 내가 당신 사무실을 보는 게 아니라 당신이 내 창고를 봤으면 해서요. 사무실은 아무것도 말해 주지 않지만, 창고는 전부 말해 주죠: 보관하는 방식이 곧 일하는 방식이에요. 그러니까 당신이 오는 게 더 정직해요.</w:t>
+      </w:r>
+    </w:p>
+    <w:p>
+      <w:pPr>
+        <w:pStyle w:val="BodyText"/>
+      </w:pPr>
+      <w:r>
+        <w:t xml:space="preserve">알렉세이: 동의해요. 그럼 수요일 11시, 우리 재무 이사가 함께 갈 거예요.</w:t>
+      </w:r>
+    </w:p>
+    <w:p>
+      <w:pPr>
+        <w:pStyle w:val="BodyText"/>
+      </w:pPr>
+      <w:r>
+        <w:t xml:space="preserve">마리나: 벨로바죠, 기사에서 읽었어요. 좋아요, 주소 보낼게요. 그리고 늦지 마세요, 여긴 그런 게 통하지 않아요.</w:t>
+      </w:r>
+    </w:p>
+    <w:p>
+      <w:pPr>
+        <w:pStyle w:val="BodyText"/>
+      </w:pPr>
+      <w:r>
+        <w:t xml:space="preserve">알렉세이: 정확히 4분. 정말 시간을 재고 있었네.</w:t>
       </w:r>
     </w:p>
     <w:bookmarkEnd w:id="33"/>
@@ -4261,23 +4261,23 @@
         <w:pStyle w:val="FirstParagraph"/>
       </w:pPr>
       <w:r>
-        <w:t xml:space="preserve">마리나: 11시 정각. 제시간이네요. 앉으세요. 커피는 — 나중에. 먼저 — 질문.</w:t>
-      </w:r>
-    </w:p>
-    <w:p>
-      <w:pPr>
-        <w:pStyle w:val="BodyText"/>
-      </w:pPr>
-      <w:r>
-        <w:t xml:space="preserve">이리나: 질문은 — 그쪽 거예요, 우리 거예요?</w:t>
-      </w:r>
-    </w:p>
-    <w:p>
-      <w:pPr>
-        <w:pStyle w:val="BodyText"/>
-      </w:pPr>
-      <w:r>
-        <w:t xml:space="preserve">마리나: 내 거요. 당신들이 나한테 왔으니까. 당신들 질문은 — 커피 다음에.</w:t>
+        <w:t xml:space="preserve">마리나: 11시 정각, 제시간이네요. 앉으세요. 커피는 나중에, 먼저 질문이에요.</w:t>
+      </w:r>
+    </w:p>
+    <w:p>
+      <w:pPr>
+        <w:pStyle w:val="BodyText"/>
+      </w:pPr>
+      <w:r>
+        <w:t xml:space="preserve">이리나: 질문은 그쪽 거예요, 우리 거예요?</w:t>
+      </w:r>
+    </w:p>
+    <w:p>
+      <w:pPr>
+        <w:pStyle w:val="BodyText"/>
+      </w:pPr>
+      <w:r>
+        <w:t xml:space="preserve">마리나: 당신들이 나한테 왔으니 내 거요. 당신들 질문은 커피 다음에요.</w:t>
       </w:r>
     </w:p>
     <w:p>
@@ -4293,23 +4293,23 @@
         <w:pStyle w:val="BodyText"/>
       </w:pPr>
       <w:r>
-        <w:t xml:space="preserve">마리나: 첫째. 왜 아직 페테르부르크에 없어요? 판매 2년인데 — 트베리 북쪽엔 클리닉이 하나도 없어요. 우연이 아니에요. 결정이죠. 누구의?</w:t>
-      </w:r>
-    </w:p>
-    <w:p>
-      <w:pPr>
-        <w:pStyle w:val="BodyText"/>
-      </w:pPr>
-      <w:r>
-        <w:t xml:space="preserve">알렉세이: 솔직히요? 우리 결정이요. 감당이 안 됐어요. 의사마다 우리가 직접 가르쳐요: 6모듈, 시험. 센터는 — 하나, 모스크바에. 페테르부르크 의사들은 우리한테 오고 싶어 하지 않았어요. 우린 고집하지 않았고요.</w:t>
-      </w:r>
-    </w:p>
-    <w:p>
-      <w:pPr>
-        <w:pStyle w:val="BodyText"/>
-      </w:pPr>
-      <w:r>
-        <w:t xml:space="preserve">마리나: 오고 싶어 하지 않았죠. 맞아요. 페테르부르크 의사들은 배움은 여기서 해야 한다고 생각해요.</w:t>
+        <w:t xml:space="preserve">마리나: 첫째, 왜 아직 페테르부르크에 없어요? 판매 2년인데 트베리 북쪽엔 클리닉이 하나도 없어요. 우연이 아니라 결정이죠. 그건 누구의 결정이에요, 당신들 거예요, 아니면 다른 누구 거예요?</w:t>
+      </w:r>
+    </w:p>
+    <w:p>
+      <w:pPr>
+        <w:pStyle w:val="BodyText"/>
+      </w:pPr>
+      <w:r>
+        <w:t xml:space="preserve">알렉세이: 솔직히 우리 결정이에요. 의사마다 6모듈과 시험으로 직접 가르치니 감당이 안 됐어요. 센터는 모스크바에 하나뿐인데 페테르부르크 의사들은 오고 싶어 하지 않았고, 우리도 강요하지 않았어요.</w:t>
+      </w:r>
+    </w:p>
+    <w:p>
+      <w:pPr>
+        <w:pStyle w:val="BodyText"/>
+      </w:pPr>
+      <w:r>
+        <w:t xml:space="preserve">마리나: 오고 싶어 하지 않았죠, 맞아요. 페테르부르크 의사들은 배움은 자기 동네, 여기서 해야 한다고 생각해요.</w:t>
       </w:r>
     </w:p>
     <w:p>
@@ -4325,7 +4325,7 @@
         <w:pStyle w:val="BodyText"/>
       </w:pPr>
       <w:r>
-        <w:t xml:space="preserve">마리나: 배움은 더 잘 가르치는 곳에서 해야 한다고 생각해요. 하지만 난 페테르부르크 사람이고, 내 의사들도 그래요. 그래서 둘째 질문: 여기, 바실리옙스키섬에서 교육이 가능한가요?</w:t>
+        <w:t xml:space="preserve">마리나: 배움은 더 잘 가르치는 곳에서 해야 한다고 생각해요. 하지만 난 페테르부르크 사람이고 내 의사들도 그래요. 그래서 둘째 질문: 여기, 우리 동네인 바실리옙스키섬에서 교육할 수 있어요?</w:t>
       </w:r>
     </w:p>
     <w:p>
@@ -4341,175 +4341,175 @@
         <w:pStyle w:val="BodyText"/>
       </w:pPr>
       <w:r>
-        <w:t xml:space="preserve">마리나: 클리닉은 있어요. 강사는 — 생길 거예요. 내 지인, 경력 20년. 통과할 거예요. 그 사람은 다 통과해요.</w:t>
-      </w:r>
-    </w:p>
-    <w:p>
-      <w:pPr>
-        <w:pStyle w:val="BodyText"/>
-      </w:pPr>
-      <w:r>
-        <w:t xml:space="preserve">이리나: 코르닐로바도 몇몇에 대해 그렇게 생각했죠. 세 번째에 붙어요.</w:t>
-      </w:r>
-    </w:p>
-    <w:p>
-      <w:pPr>
-        <w:pStyle w:val="BodyText"/>
-      </w:pPr>
-      <w:r>
-        <w:t xml:space="preserve">마리나: 세 번째도 좋아요. 배웠다는 거니까. 셋째 질문. 가격.</w:t>
-      </w:r>
-    </w:p>
-    <w:p>
-      <w:pPr>
-        <w:pStyle w:val="BodyText"/>
-      </w:pPr>
-      <w:r>
-        <w:t xml:space="preserve">이리나: 9,800. 유통사에는 — 다른 가격이에요. 하지만 첫날엔 말하지 않아요.</w:t>
-      </w:r>
-    </w:p>
-    <w:p>
-      <w:pPr>
-        <w:pStyle w:val="BodyText"/>
-      </w:pPr>
-      <w:r>
-        <w:t xml:space="preserve">마리나: 맞아요. 나라도 말 안 했을 거예요. 그럼 다르게 묻죠: 위협받으면 가격을 내리나요?</w:t>
-      </w:r>
-    </w:p>
-    <w:p>
-      <w:pPr>
-        <w:pStyle w:val="BodyText"/>
-      </w:pPr>
-      <w:r>
-        <w:t xml:space="preserve">알렉세이: 아니요. 2월에 판매 22퍼센트를 잃었어요. 가격은 안 내렸어요. 외상을 줬죠.</w:t>
-      </w:r>
-    </w:p>
-    <w:p>
-      <w:pPr>
-        <w:pStyle w:val="BodyText"/>
-      </w:pPr>
-      <w:r>
-        <w:t xml:space="preserve">마리나: 외상. 그건 의사들한테 들었어요. 넷째 질문. 마지막. 페테르부르크에 회색 상품이 있나요?</w:t>
-      </w:r>
-    </w:p>
-    <w:p>
-      <w:pPr>
-        <w:pStyle w:val="BodyText"/>
-      </w:pPr>
-      <w:r>
-        <w:t xml:space="preserve">알렉세이: 말씀해 주세요. 여기 12년 계셨잖아요.</w:t>
-      </w:r>
-    </w:p>
-    <w:p>
-      <w:pPr>
-        <w:pStyle w:val="BodyText"/>
-      </w:pPr>
-      <w:r>
-        <w:t xml:space="preserve">마리나: 있어요. 시장의 절반. 우린 5년 전에 회색은 안 다루기로 했어요. 고객 30퍼센트를 잃었죠.</w:t>
-      </w:r>
-    </w:p>
-    <w:p>
-      <w:pPr>
-        <w:pStyle w:val="BodyText"/>
-      </w:pPr>
-      <w:r>
-        <w:t xml:space="preserve">이리나: 30퍼센트. 돌아오지 않았어요?</w:t>
-      </w:r>
-    </w:p>
-    <w:p>
-      <w:pPr>
-        <w:pStyle w:val="BodyText"/>
-      </w:pPr>
-      <w:r>
-        <w:t xml:space="preserve">마리나: 돌아왔어요. 절반은. 나머지는 더 싼 데로 갔어요. 당신들 2월처럼.</w:t>
-      </w:r>
-    </w:p>
-    <w:p>
-      <w:pPr>
-        <w:pStyle w:val="BodyText"/>
-      </w:pPr>
-      <w:r>
-        <w:t xml:space="preserve">알렉세이: 그럼 똑같은 걸 겪으셨네요. 더 먼저.</w:t>
-      </w:r>
-    </w:p>
-    <w:p>
-      <w:pPr>
-        <w:pStyle w:val="BodyText"/>
-      </w:pPr>
-      <w:r>
-        <w:t xml:space="preserve">마리나: 더 먼저. 그리고 혼자. 코드도, 상담선도, 신문 기사도 없이. 그래서 전화했어요.</w:t>
-      </w:r>
-    </w:p>
-    <w:p>
-      <w:pPr>
-        <w:pStyle w:val="BodyText"/>
-      </w:pPr>
-      <w:r>
-        <w:t xml:space="preserve">이리나: 이제 우리 질문 해도 돼요? 커피 전에?</w:t>
-      </w:r>
-    </w:p>
-    <w:p>
-      <w:pPr>
-        <w:pStyle w:val="BodyText"/>
-      </w:pPr>
-      <w:r>
-        <w:t xml:space="preserve">마리나: 하나만. 커피 전에.</w:t>
-      </w:r>
-    </w:p>
-    <w:p>
-      <w:pPr>
-        <w:pStyle w:val="BodyText"/>
-      </w:pPr>
-      <w:r>
-        <w:t xml:space="preserve">이리나: 30퍼센트를 잃을 때 왜 회색 상품을 사지 않았어요?</w:t>
-      </w:r>
-    </w:p>
-    <w:p>
-      <w:pPr>
-        <w:pStyle w:val="BodyText"/>
-      </w:pPr>
-      <w:r>
-        <w:t xml:space="preserve">마리나: 아버지가 외과 의사거든요. 마린스키 병원에서 40년. 책상 위에 종이 한 장이 걸려 있었어요: 「해를 끼치지 마라」. 신문에서 당신들 판지를 봤어요. 그리고 그날 바로 전화했어요.</w:t>
-      </w:r>
-    </w:p>
-    <w:p>
-      <w:pPr>
-        <w:pStyle w:val="BodyText"/>
-      </w:pPr>
-      <w:r>
-        <w:t xml:space="preserve">알렉세이: 종이. 우린 — 판지.</w:t>
-      </w:r>
-    </w:p>
-    <w:p>
-      <w:pPr>
-        <w:pStyle w:val="BodyText"/>
-      </w:pPr>
-      <w:r>
-        <w:t xml:space="preserve">마리나: 페테르부르크에선 판지를 안 걸어요. 액자에 넣은 종이를 걸죠. 도시의 차이예요.</w:t>
-      </w:r>
-    </w:p>
-    <w:p>
-      <w:pPr>
-        <w:pStyle w:val="BodyText"/>
-      </w:pPr>
-      <w:r>
-        <w:t xml:space="preserve">이리나: 도시의 차이. 적을게요.</w:t>
-      </w:r>
-    </w:p>
-    <w:p>
-      <w:pPr>
-        <w:pStyle w:val="BodyText"/>
-      </w:pPr>
-      <w:r>
-        <w:t xml:space="preserve">알렉세이: 이리나는 다 적어요. 커피까지.</w:t>
-      </w:r>
-    </w:p>
-    <w:p>
-      <w:pPr>
-        <w:pStyle w:val="BodyText"/>
-      </w:pPr>
-      <w:r>
-        <w:t xml:space="preserve">마리나: 다 적지는 마세요. 여기선 손님이 다 적는 게 통하지 않아요.</w:t>
+        <w:t xml:space="preserve">마리나: 클리닉은 있고 강사는 생길 거예요. 경력 20년인 내 지인이고, 통과할 거예요.</w:t>
+      </w:r>
+    </w:p>
+    <w:p>
+      <w:pPr>
+        <w:pStyle w:val="BodyText"/>
+      </w:pPr>
+      <w:r>
+        <w:t xml:space="preserve">이리나: 코르닐로바도 몇몇에 대해 그렇게 생각했는데, 세 번째에야 붙었어요.</w:t>
+      </w:r>
+    </w:p>
+    <w:p>
+      <w:pPr>
+        <w:pStyle w:val="BodyText"/>
+      </w:pPr>
+      <w:r>
+        <w:t xml:space="preserve">마리나: 세 번째도 좋아요, 배웠다는 거니까요. 셋째 질문은 가격이에요.</w:t>
+      </w:r>
+    </w:p>
+    <w:p>
+      <w:pPr>
+        <w:pStyle w:val="BodyText"/>
+      </w:pPr>
+      <w:r>
+        <w:t xml:space="preserve">이리나: 주사기 하나 9,800이요. 유통사에는 다른 가격이지만, 첫날엔 말하지 않아요.</w:t>
+      </w:r>
+    </w:p>
+    <w:p>
+      <w:pPr>
+        <w:pStyle w:val="BodyText"/>
+      </w:pPr>
+      <w:r>
+        <w:t xml:space="preserve">마리나: 맞아요, 나라도 말 안 했을 거예요. 그럼 다르게 묻죠: 위협받으면 가격을 내리나요?</w:t>
+      </w:r>
+    </w:p>
+    <w:p>
+      <w:pPr>
+        <w:pStyle w:val="BodyText"/>
+      </w:pPr>
+      <w:r>
+        <w:t xml:space="preserve">알렉세이: 아니요. 2월에 판매 22퍼센트를 잃었지만 가격은 안 내리고 외상을 줬어요.</w:t>
+      </w:r>
+    </w:p>
+    <w:p>
+      <w:pPr>
+        <w:pStyle w:val="BodyText"/>
+      </w:pPr>
+      <w:r>
+        <w:t xml:space="preserve">마리나: 외상 얘기는 의사들한테 들었어요. 넷째이자 마지막 질문: 페테르부르크에 회색 상품이 있나요?</w:t>
+      </w:r>
+    </w:p>
+    <w:p>
+      <w:pPr>
+        <w:pStyle w:val="BodyText"/>
+      </w:pPr>
+      <w:r>
+        <w:t xml:space="preserve">알렉세이: 그건 여기서 12년 일하신 분이 말해 주셔야죠.</w:t>
+      </w:r>
+    </w:p>
+    <w:p>
+      <w:pPr>
+        <w:pStyle w:val="BodyText"/>
+      </w:pPr>
+      <w:r>
+        <w:t xml:space="preserve">마리나: 있어요, 시장의 절반이에요. 우린 5년 전에 회색은 안 다루기로 했고, 고객 30퍼센트를 잃었어요.</w:t>
+      </w:r>
+    </w:p>
+    <w:p>
+      <w:pPr>
+        <w:pStyle w:val="BodyText"/>
+      </w:pPr>
+      <w:r>
+        <w:t xml:space="preserve">이리나: 30퍼센트요? 그리고 끝내 안 돌아왔어요?</w:t>
+      </w:r>
+    </w:p>
+    <w:p>
+      <w:pPr>
+        <w:pStyle w:val="BodyText"/>
+      </w:pPr>
+      <w:r>
+        <w:t xml:space="preserve">마리나: 절반은 돌아왔고, 나머지는 당신들 2월처럼 더 싼 데로 갔어요.</w:t>
+      </w:r>
+    </w:p>
+    <w:p>
+      <w:pPr>
+        <w:pStyle w:val="BodyText"/>
+      </w:pPr>
+      <w:r>
+        <w:t xml:space="preserve">알렉세이: 그럼 우리보다 먼저 똑같은 걸 겪으셨네요.</w:t>
+      </w:r>
+    </w:p>
+    <w:p>
+      <w:pPr>
+        <w:pStyle w:val="BodyText"/>
+      </w:pPr>
+      <w:r>
+        <w:t xml:space="preserve">마리나: 더 먼저, 그리고 혼자서요. 코드도, 상담선도, 신문 기사도 없이. 그래서 전화한 거예요.</w:t>
+      </w:r>
+    </w:p>
+    <w:p>
+      <w:pPr>
+        <w:pStyle w:val="BodyText"/>
+      </w:pPr>
+      <w:r>
+        <w:t xml:space="preserve">이리나: 이제 커피 전에 우리 질문 해도 돼요?</w:t>
+      </w:r>
+    </w:p>
+    <w:p>
+      <w:pPr>
+        <w:pStyle w:val="BodyText"/>
+      </w:pPr>
+      <w:r>
+        <w:t xml:space="preserve">마리나: 돼요, 하지만 커피 전엔 하나만요.</w:t>
+      </w:r>
+    </w:p>
+    <w:p>
+      <w:pPr>
+        <w:pStyle w:val="BodyText"/>
+      </w:pPr>
+      <w:r>
+        <w:t xml:space="preserve">이리나: 고객 30퍼센트를 잃을 때 왜 회색 상품을 사지 않았어요?</w:t>
+      </w:r>
+    </w:p>
+    <w:p>
+      <w:pPr>
+        <w:pStyle w:val="BodyText"/>
+      </w:pPr>
+      <w:r>
+        <w:t xml:space="preserve">마리나: 아버지가 외과 의사라서요, 마린스키 병원에서 40년 일하셨어요. 책상 위에 종이 한 장이 걸려 있었죠: 「해를 끼치지 마라」. 신문에서 당신들 판지를 보고, 기사를 끝까지 읽지도 않은 채 그날 바로 전화했어요.</w:t>
+      </w:r>
+    </w:p>
+    <w:p>
+      <w:pPr>
+        <w:pStyle w:val="BodyText"/>
+      </w:pPr>
+      <w:r>
+        <w:t xml:space="preserve">알렉세이: 종이라… 우린 문 위에 판지가 있어요.</w:t>
+      </w:r>
+    </w:p>
+    <w:p>
+      <w:pPr>
+        <w:pStyle w:val="BodyText"/>
+      </w:pPr>
+      <w:r>
+        <w:t xml:space="preserve">마리나: 페테르부르크에선 판지를 안 걸고 액자에 넣은 종이를 걸어요. 두 도시의 차이죠.</w:t>
+      </w:r>
+    </w:p>
+    <w:p>
+      <w:pPr>
+        <w:pStyle w:val="BodyText"/>
+      </w:pPr>
+      <w:r>
+        <w:t xml:space="preserve">이리나: 두 도시의 차이, 적을게요.</w:t>
+      </w:r>
+    </w:p>
+    <w:p>
+      <w:pPr>
+        <w:pStyle w:val="BodyText"/>
+      </w:pPr>
+      <w:r>
+        <w:t xml:space="preserve">알렉세이: 이리나는 커피까지 다 적어요.</w:t>
+      </w:r>
+    </w:p>
+    <w:p>
+      <w:pPr>
+        <w:pStyle w:val="BodyText"/>
+      </w:pPr>
+      <w:r>
+        <w:t xml:space="preserve">마리나: 다 적지는 마세요. 여기선 손님이 말 한 마디 한 마디 적는 게 통하지 않아요.</w:t>
       </w:r>
     </w:p>
     <w:p>
@@ -4525,15 +4525,15 @@
         <w:pStyle w:val="BodyText"/>
       </w:pPr>
       <w:r>
-        <w:t xml:space="preserve">마리나: 듣는 거요. 그리고 권할 때 커피를 마시는 거. 권할게요.</w:t>
-      </w:r>
-    </w:p>
-    <w:p>
-      <w:pPr>
-        <w:pStyle w:val="BodyText"/>
-      </w:pPr>
-      <w:r>
-        <w:t xml:space="preserve">알렉세이: 커피 — 기꺼이. 그다음엔 — 창고요?</w:t>
+        <w:t xml:space="preserve">마리나: 듣는 거, 그리고 권할 때 커피를 마시는 거요. 그러니까 권할게요.</w:t>
+      </w:r>
+    </w:p>
+    <w:p>
+      <w:pPr>
+        <w:pStyle w:val="BodyText"/>
+      </w:pPr>
+      <w:r>
+        <w:t xml:space="preserve">알렉세이: 커피 기꺼이요. 커피 다음엔 창고를 볼까요?</w:t>
       </w:r>
     </w:p>
     <w:bookmarkEnd w:id="34"/>
@@ -4551,7 +4551,7 @@
         <w:pStyle w:val="FirstParagraph"/>
       </w:pPr>
       <w:r>
-        <w:t xml:space="preserve">마리나: 창고. 200제곱미터. 냉장고 둘. 센서 — 15분마다. 일지 — 12년.</w:t>
+        <w:t xml:space="preserve">마리나: 여기가 창고예요. 200제곱미터에 냉장고 둘. 센서가 15분마다 온도를 기록하고, 일지는 12년 치예요.</w:t>
       </w:r>
     </w:p>
     <w:p>
@@ -4567,23 +4567,23 @@
         <w:pStyle w:val="BodyText"/>
       </w:pPr>
       <w:r>
-        <w:t xml:space="preserve">마리나: 아무 날이나 보여 줄게요. 날짜를 말해요.</w:t>
-      </w:r>
-    </w:p>
-    <w:p>
-      <w:pPr>
-        <w:pStyle w:val="BodyText"/>
-      </w:pPr>
-      <w:r>
-        <w:t xml:space="preserve">이리나: 1월 28일. 2년 전.</w:t>
-      </w:r>
-    </w:p>
-    <w:p>
-      <w:pPr>
-        <w:pStyle w:val="BodyText"/>
-      </w:pPr>
-      <w:r>
-        <w:t xml:space="preserve">마리나: 1월 28일. 여기요. 영상 6도. 6도. 새벽 4시 — 9도. 정전. 12분 뒤 발전기. 여기 기록. 그리고 당직자 서명. 알아볼 수 있게.</w:t>
+        <w:t xml:space="preserve">마리나: 원하시는 아무 날이나 보여 줄게요. 날짜를 말해요.</w:t>
+      </w:r>
+    </w:p>
+    <w:p>
+      <w:pPr>
+        <w:pStyle w:val="BodyText"/>
+      </w:pPr>
+      <w:r>
+        <w:t xml:space="preserve">이리나: 2년 전 1월 28일이요.</w:t>
+      </w:r>
+    </w:p>
+    <w:p>
+      <w:pPr>
+        <w:pStyle w:val="BodyText"/>
+      </w:pPr>
+      <w:r>
+        <w:t xml:space="preserve">마리나: 1월 28일, 여기요. 영상 6도, 6도, 그리고 새벽 4시에 9도, 정전이 됐거든요. 발전기가 12분 뒤에 켜졌고, 여기 기록과 당직자 서명이 있어요, 알아볼 수 있게요.</w:t>
       </w:r>
     </w:p>
     <w:p>
@@ -4599,71 +4599,71 @@
         <w:pStyle w:val="BodyText"/>
       </w:pPr>
       <w:r>
-        <w:t xml:space="preserve">마리나: 그런 건 특히요. 12분 동안 9도 — 젤에 위험하진 않아요. 하지만 알아야 해요. 안 그러면 1년 뒤 누가 물을 때 답이 없어요. 답이 없으면 신뢰도 없고요.</w:t>
-      </w:r>
-    </w:p>
-    <w:p>
-      <w:pPr>
-        <w:pStyle w:val="BodyText"/>
-      </w:pPr>
-      <w:r>
-        <w:t xml:space="preserve">이리나: 이건… 이리나 벨로바가 인정해요. 적는 게 아니라 그냥 말하는 거예요.</w:t>
-      </w:r>
-    </w:p>
-    <w:p>
-      <w:pPr>
-        <w:pStyle w:val="BodyText"/>
-      </w:pPr>
-      <w:r>
-        <w:t xml:space="preserve">마리나: 고마워요. 큰 거네요. 당신에 대해 읽었어요: 감사인.</w:t>
-      </w:r>
-    </w:p>
-    <w:p>
-      <w:pPr>
-        <w:pStyle w:val="BodyText"/>
-      </w:pPr>
-      <w:r>
-        <w:t xml:space="preserve">알렉세이: 마리나, 보이코를 아세요?</w:t>
-      </w:r>
-    </w:p>
-    <w:p>
-      <w:pPr>
-        <w:pStyle w:val="BodyText"/>
-      </w:pPr>
-      <w:r>
-        <w:t xml:space="preserve">마리나: 알아요. 2년 전에 왔었어요. 40퍼센트 싼 한국 젤을 제안했어요. 서류 없이.</w:t>
-      </w:r>
-    </w:p>
-    <w:p>
-      <w:pPr>
-        <w:pStyle w:val="BodyText"/>
-      </w:pPr>
-      <w:r>
-        <w:t xml:space="preserve">알렉세이: 뭐라고 하셨어요?</w:t>
-      </w:r>
-    </w:p>
-    <w:p>
-      <w:pPr>
-        <w:pStyle w:val="BodyText"/>
-      </w:pPr>
-      <w:r>
-        <w:t xml:space="preserve">마리나: 「온도 일지를 보여 주세요」라고 했어요. 웃더군요. 문까지 배웅했어요.</w:t>
-      </w:r>
-    </w:p>
-    <w:p>
-      <w:pPr>
-        <w:pStyle w:val="BodyText"/>
-      </w:pPr>
-      <w:r>
-        <w:t xml:space="preserve">이리나: 그냥 배웅했어요?</w:t>
-      </w:r>
-    </w:p>
-    <w:p>
-      <w:pPr>
-        <w:pStyle w:val="BodyText"/>
-      </w:pPr>
-      <w:r>
-        <w:t xml:space="preserve">마리나: 그냥. 페테르부르크에선 소리치지 않아요. 문까지 배웅하죠. 그게 더 나빠요.</w:t>
+        <w:t xml:space="preserve">마리나: 그런 건 특히요. 12분 동안 9도는 젤에 위험하진 않아요. 하지만 알아야 해요. 안 그러면 1년 뒤 누가 물을 때 답이 없어요. 답이 없으면 신뢰도 없고, 그땐 어떤 서류도 소용없어요.</w:t>
+      </w:r>
+    </w:p>
+    <w:p>
+      <w:pPr>
+        <w:pStyle w:val="BodyText"/>
+      </w:pPr>
+      <w:r>
+        <w:t xml:space="preserve">이리나: 이건… 이리나 벨로바가 인정해요. 적는 게 아니라 그냥 소리 내서 말하는 거예요.</w:t>
+      </w:r>
+    </w:p>
+    <w:p>
+      <w:pPr>
+        <w:pStyle w:val="BodyText"/>
+      </w:pPr>
+      <w:r>
+        <w:t xml:space="preserve">마리나: 고마워요, 나한텐 큰 의미예요. 당신이 감사인이라고 읽었어요.</w:t>
+      </w:r>
+    </w:p>
+    <w:p>
+      <w:pPr>
+        <w:pStyle w:val="BodyText"/>
+      </w:pPr>
+      <w:r>
+        <w:t xml:space="preserve">알렉세이: 마리나, 혹시 보이코를 아세요?</w:t>
+      </w:r>
+    </w:p>
+    <w:p>
+      <w:pPr>
+        <w:pStyle w:val="BodyText"/>
+      </w:pPr>
+      <w:r>
+        <w:t xml:space="preserve">마리나: 알아요. 2년 전에 와서 서류 없이 40퍼센트 싼 한국 젤을 제안했어요.</w:t>
+      </w:r>
+    </w:p>
+    <w:p>
+      <w:pPr>
+        <w:pStyle w:val="BodyText"/>
+      </w:pPr>
+      <w:r>
+        <w:t xml:space="preserve">알렉세이: 그때 뭐라고 하셨어요?</w:t>
+      </w:r>
+    </w:p>
+    <w:p>
+      <w:pPr>
+        <w:pStyle w:val="BodyText"/>
+      </w:pPr>
+      <w:r>
+        <w:t xml:space="preserve">마리나: 「온도 일지를 보여 주세요」라고 했어요. 웃길래 문까지 배웅했죠.</w:t>
+      </w:r>
+    </w:p>
+    <w:p>
+      <w:pPr>
+        <w:pStyle w:val="BodyText"/>
+      </w:pPr>
+      <w:r>
+        <w:t xml:space="preserve">이리나: 그냥 문까지 배웅했다고요?</w:t>
+      </w:r>
+    </w:p>
+    <w:p>
+      <w:pPr>
+        <w:pStyle w:val="BodyText"/>
+      </w:pPr>
+      <w:r>
+        <w:t xml:space="preserve">마리나: 그냥 배웅했어요. 페테르부르크에선 소리치지 않고 문까지 배웅하는데, 그게 훨씬 더 나빠요.</w:t>
       </w:r>
     </w:p>
     <w:p>
@@ -4679,87 +4679,87 @@
         <w:pStyle w:val="BodyText"/>
       </w:pPr>
       <w:r>
-        <w:t xml:space="preserve">마리나: 볼코프는 내 회사를 사겠다고 했어요. 세 번. 마지막은 — 작년에. 좋은 돈이었죠.</w:t>
-      </w:r>
-    </w:p>
-    <w:p>
-      <w:pPr>
-        <w:pStyle w:val="BodyText"/>
-      </w:pPr>
-      <w:r>
-        <w:t xml:space="preserve">이리나: 왜 거절했어요?</w:t>
-      </w:r>
-    </w:p>
-    <w:p>
-      <w:pPr>
-        <w:pStyle w:val="BodyText"/>
-      </w:pPr>
-      <w:r>
-        <w:t xml:space="preserve">마리나: 1년 뒤면 내 클리닉에 판매 퍼센트를 받는 그의 매니저들이 일하고 있을 테니까요. 모스크바에서 봤어요. 내 눈으로. 남의 클리닉과 남의 환자들에게서.</w:t>
-      </w:r>
-    </w:p>
-    <w:p>
-      <w:pPr>
-        <w:pStyle w:val="BodyText"/>
-      </w:pPr>
-      <w:r>
-        <w:t xml:space="preserve">알렉세이: 나도요. 10년. 안에서.</w:t>
-      </w:r>
-    </w:p>
-    <w:p>
-      <w:pPr>
-        <w:pStyle w:val="BodyText"/>
-      </w:pPr>
-      <w:r>
-        <w:t xml:space="preserve">마리나: 알아요. 기사에 있었어요. 그래서 회사를 팔고 싶은 게 아니에요. 파트너를 원해요.</w:t>
-      </w:r>
-    </w:p>
-    <w:p>
-      <w:pPr>
-        <w:pStyle w:val="BodyText"/>
-      </w:pPr>
-      <w:r>
-        <w:t xml:space="preserve">이리나: 파트너는 의무가 많아요. 양쪽 다.</w:t>
-      </w:r>
-    </w:p>
-    <w:p>
-      <w:pPr>
-        <w:pStyle w:val="BodyText"/>
-      </w:pPr>
-      <w:r>
-        <w:t xml:space="preserve">마리나: 그래서 창고를 보여 주는 거예요. 내 의무는 — 여기. 일지에. 당신들 의무는 — 코드와 상담선에.</w:t>
-      </w:r>
-    </w:p>
-    <w:p>
-      <w:pPr>
-        <w:pStyle w:val="BodyText"/>
-      </w:pPr>
-      <w:r>
-        <w:t xml:space="preserve">알렉세이: 상담선은 공용이에요. 페테르부르크 환자가 밤에 아프면 — 우리한테 전화해요. 모스크바로.</w:t>
-      </w:r>
-    </w:p>
-    <w:p>
-      <w:pPr>
-        <w:pStyle w:val="BodyText"/>
-      </w:pPr>
-      <w:r>
-        <w:t xml:space="preserve">마리나: 모스크바로. 밤에. 그게 돼요?</w:t>
-      </w:r>
-    </w:p>
-    <w:p>
-      <w:pPr>
-        <w:pStyle w:val="BodyText"/>
-      </w:pPr>
-      <w:r>
-        <w:t xml:space="preserve">이리나: 돼요. 5월에 여섯 통. 모두 첫 한 시간 안에. 하지만 모스크바 의사를 보냈죠.</w:t>
-      </w:r>
-    </w:p>
-    <w:p>
-      <w:pPr>
-        <w:pStyle w:val="BodyText"/>
-      </w:pPr>
-      <w:r>
-        <w:t xml:space="preserve">마리나: 그럼 페테르부르크 의사가 필요하네요. 당직. 밤에. 내가 찾을게요.</w:t>
+        <w:t xml:space="preserve">마리나: 볼코프는 내 회사를 사겠다고 세 번 제안했어요. 마지막은 작년이었고, 좋은 돈이었죠.</w:t>
+      </w:r>
+    </w:p>
+    <w:p>
+      <w:pPr>
+        <w:pStyle w:val="BodyText"/>
+      </w:pPr>
+      <w:r>
+        <w:t xml:space="preserve">이리나: 그런데 왜 거절했어요?</w:t>
+      </w:r>
+    </w:p>
+    <w:p>
+      <w:pPr>
+        <w:pStyle w:val="BodyText"/>
+      </w:pPr>
+      <w:r>
+        <w:t xml:space="preserve">마리나: 1년 뒤면 내 클리닉에서 판매 퍼센트를 받는 그의 매니저들이 일하고 있을 테니까요. 모스크바에서 남의 클리닉과 남의 환자들한테 그런 걸 내 눈으로 봤고, 우리한텐 그런 일이 없길 바랐어요.</w:t>
+      </w:r>
+    </w:p>
+    <w:p>
+      <w:pPr>
+        <w:pStyle w:val="BodyText"/>
+      </w:pPr>
+      <w:r>
+        <w:t xml:space="preserve">알렉세이: 나도 봤어요, 10년 동안, 안에서요.</w:t>
+      </w:r>
+    </w:p>
+    <w:p>
+      <w:pPr>
+        <w:pStyle w:val="BodyText"/>
+      </w:pPr>
+      <w:r>
+        <w:t xml:space="preserve">마리나: 알아요, 기사에 있었어요. 그래서 회사를 팔고 싶은 게 아니에요. 파트너를 원해요.</w:t>
+      </w:r>
+    </w:p>
+    <w:p>
+      <w:pPr>
+        <w:pStyle w:val="BodyText"/>
+      </w:pPr>
+      <w:r>
+        <w:t xml:space="preserve">이리나: 하지만 파트너십은 양쪽 다 의무가 많아요.</w:t>
+      </w:r>
+    </w:p>
+    <w:p>
+      <w:pPr>
+        <w:pStyle w:val="BodyText"/>
+      </w:pPr>
+      <w:r>
+        <w:t xml:space="preserve">마리나: 그래서 창고를 보여 주는 거예요. 내 의무는 여기 일지에 있고, 당신들 의무는 코드와 상담선에 있죠.</w:t>
+      </w:r>
+    </w:p>
+    <w:p>
+      <w:pPr>
+        <w:pStyle w:val="BodyText"/>
+      </w:pPr>
+      <w:r>
+        <w:t xml:space="preserve">알렉세이: 상담선은 공용이에요. 페테르부르크 환자가 밤에 아프면 모스크바의 우리한테 전화해요.</w:t>
+      </w:r>
+    </w:p>
+    <w:p>
+      <w:pPr>
+        <w:pStyle w:val="BodyText"/>
+      </w:pPr>
+      <w:r>
+        <w:t xml:space="preserve">마리나: 밤에 모스크바로요? 그게 정말 돼요?</w:t>
+      </w:r>
+    </w:p>
+    <w:p>
+      <w:pPr>
+        <w:pStyle w:val="BodyText"/>
+      </w:pPr>
+      <w:r>
+        <w:t xml:space="preserve">이리나: 돼요. 5월에 여섯 통, 모두 첫 한 시간 안에요. 하지만 의사는 모스크바 의사를 보내야 했어요.</w:t>
+      </w:r>
+    </w:p>
+    <w:p>
+      <w:pPr>
+        <w:pStyle w:val="BodyText"/>
+      </w:pPr>
+      <w:r>
+        <w:t xml:space="preserve">마리나: 그럼 페테르부르크 야간 당직 의사가 필요하네요. 내가 찾을게요.</w:t>
       </w:r>
     </w:p>
     <w:p>
@@ -4783,7 +4783,7 @@
         <w:pStyle w:val="BodyText"/>
       </w:pPr>
       <w:r>
-        <w:t xml:space="preserve">이리나: 그럼 질문이 하나 남았네요. 가장 중요한 거.</w:t>
+        <w:t xml:space="preserve">이리나: 그럼 가장 중요한 질문이 하나 남았네요.</w:t>
       </w:r>
     </w:p>
     <w:bookmarkEnd w:id="35"/>
@@ -4801,95 +4801,95 @@
         <w:pStyle w:val="FirstParagraph"/>
       </w:pPr>
       <w:r>
-        <w:t xml:space="preserve">마리나: 이제 — 조건. 하나. 나머지는 여름에 얘기해요.</w:t>
-      </w:r>
-    </w:p>
-    <w:p>
-      <w:pPr>
-        <w:pStyle w:val="BodyText"/>
-      </w:pPr>
-      <w:r>
-        <w:t xml:space="preserve">알렉세이: 듣겠습니다.</w:t>
-      </w:r>
-    </w:p>
-    <w:p>
-      <w:pPr>
-        <w:pStyle w:val="BodyText"/>
-      </w:pPr>
-      <w:r>
-        <w:t xml:space="preserve">마리나: 독점. 페테르부르크와 북서부. 3년. 「발트메드」만. 내 지역엔 다른 유통사 없이.</w:t>
-      </w:r>
-    </w:p>
-    <w:p>
-      <w:pPr>
-        <w:pStyle w:val="BodyText"/>
-      </w:pPr>
-      <w:r>
-        <w:t xml:space="preserve">이리나: 3년. 첫 계약으로는 길어요.</w:t>
-      </w:r>
-    </w:p>
-    <w:p>
-      <w:pPr>
-        <w:pStyle w:val="BodyText"/>
-      </w:pPr>
-      <w:r>
-        <w:t xml:space="preserve">마리나: 12년 동안 이 지역을 만들었어요. 독점이 없으면 누구든 내 클리닉 80곳에 들어와요. 볼코프도. 당신들의 다음 보이코도. 그럼 난 또 사람들을 문까지 배웅해야겠죠.</w:t>
-      </w:r>
-    </w:p>
-    <w:p>
-      <w:pPr>
-        <w:pStyle w:val="BodyText"/>
-      </w:pPr>
-      <w:r>
-        <w:t xml:space="preserve">알렉세이: 독점은 우리에게도 위험이에요. 감당 못 하시면 — 북서부 전체에 상품이 없어요.</w:t>
-      </w:r>
-    </w:p>
-    <w:p>
-      <w:pPr>
-        <w:pStyle w:val="BodyText"/>
-      </w:pPr>
-      <w:r>
-        <w:t xml:space="preserve">마리나: 그럼 조건을 넣어요. 계획. 못 지키면 — 독점은 사라진다. 계획은 안 무서워요. 온도 일지 없는 이웃이 무섭죠. 페테르부르크엔 생각보다 많아요.</w:t>
-      </w:r>
-    </w:p>
-    <w:p>
-      <w:pPr>
-        <w:pStyle w:val="BodyText"/>
-      </w:pPr>
-      <w:r>
-        <w:t xml:space="preserve">이리나: 조건부 계획. 논의할 수 있어요.</w:t>
-      </w:r>
-    </w:p>
-    <w:p>
-      <w:pPr>
-        <w:pStyle w:val="BodyText"/>
-      </w:pPr>
-      <w:r>
-        <w:t xml:space="preserve">알렉세이: 마리나, 오늘은 결정 못 해요. 창업자가 셋이고 이사회가 있어요. 그리고 쉼표 하나하나 확인할 올가 페트로브나. 그다음 한 번 더 — 마침표 하나하나.</w:t>
-      </w:r>
-    </w:p>
-    <w:p>
-      <w:pPr>
-        <w:pStyle w:val="BodyText"/>
-      </w:pPr>
-      <w:r>
-        <w:t xml:space="preserve">마리나: 미로노바. 알아요. 등록. 좋아요. 페테르부르크에선 첫날 서명하지 않아요.</w:t>
-      </w:r>
-    </w:p>
-    <w:p>
-      <w:pPr>
-        <w:pStyle w:val="BodyText"/>
-      </w:pPr>
-      <w:r>
-        <w:t xml:space="preserve">알렉세이: 모스크바에선요?</w:t>
-      </w:r>
-    </w:p>
-    <w:p>
-      <w:pPr>
-        <w:pStyle w:val="BodyText"/>
-      </w:pPr>
-      <w:r>
-        <w:t xml:space="preserve">마리나: 모스크바에선 — 서명하죠. 그리고 후회해요. 봤어요.</w:t>
+        <w:t xml:space="preserve">마리나: 이제 조건이에요, 하나뿐이에요. 나머지는 여름에 얘기해요.</w:t>
+      </w:r>
+    </w:p>
+    <w:p>
+      <w:pPr>
+        <w:pStyle w:val="BodyText"/>
+      </w:pPr>
+      <w:r>
+        <w:t xml:space="preserve">알렉세이: 잘 듣고 있어요, 마리나.</w:t>
+      </w:r>
+    </w:p>
+    <w:p>
+      <w:pPr>
+        <w:pStyle w:val="BodyText"/>
+      </w:pPr>
+      <w:r>
+        <w:t xml:space="preserve">마리나: 페테르부르크와 북서부 3년 독점이요. 「발트메드」만, 내 지역엔 다른 유통사는 없이요.</w:t>
+      </w:r>
+    </w:p>
+    <w:p>
+      <w:pPr>
+        <w:pStyle w:val="BodyText"/>
+      </w:pPr>
+      <w:r>
+        <w:t xml:space="preserve">이리나: 첫 계약으로 3년은 길어요.</w:t>
+      </w:r>
+    </w:p>
+    <w:p>
+      <w:pPr>
+        <w:pStyle w:val="BodyText"/>
+      </w:pPr>
+      <w:r>
+        <w:t xml:space="preserve">마리나: 12년 동안 이 지역을 만들었어요. 독점이 없으면 누구든 내 클리닉 80곳에 들어와요: 볼코프도, 당신들의 다음 보이코도요. 그럼 난 또 매주 사람들을 문까지 배웅하게 될 거예요.</w:t>
+      </w:r>
+    </w:p>
+    <w:p>
+      <w:pPr>
+        <w:pStyle w:val="BodyText"/>
+      </w:pPr>
+      <w:r>
+        <w:t xml:space="preserve">알렉세이: 하지만 독점은 우리에게도 위험이에요. 감당 못 하시면 북서부 전체에 상품이 없어요.</w:t>
+      </w:r>
+    </w:p>
+    <w:p>
+      <w:pPr>
+        <w:pStyle w:val="BodyText"/>
+      </w:pPr>
+      <w:r>
+        <w:t xml:space="preserve">마리나: 그럼 조건, 그러니까 계획을 넣어요. 못 지키면 독점은 사라진다. 계획은 안 무서워요, 온도 일지 없는 이웃이 무섭죠. 그리고 페테르부르크엔 밖에서 보는 것보다 그런 이웃이 훨씬 많아요.</w:t>
+      </w:r>
+    </w:p>
+    <w:p>
+      <w:pPr>
+        <w:pStyle w:val="BodyText"/>
+      </w:pPr>
+      <w:r>
+        <w:t xml:space="preserve">이리나: 조건부 계획이라면 논의할 수 있어요.</w:t>
+      </w:r>
+    </w:p>
+    <w:p>
+      <w:pPr>
+        <w:pStyle w:val="BodyText"/>
+      </w:pPr>
+      <w:r>
+        <w:t xml:space="preserve">알렉세이: 마리나, 오늘은 결정 못 해요. 창업자가 셋이고 이사회가 있어요. 그리고 쉼표 하나하나 확인할 올가 페트로브나가 있죠. 그다음 마침표 하나하나 한 번 더 확인할 거예요, 믿어요.</w:t>
+      </w:r>
+    </w:p>
+    <w:p>
+      <w:pPr>
+        <w:pStyle w:val="BodyText"/>
+      </w:pPr>
+      <w:r>
+        <w:t xml:space="preserve">마리나: 등록 담당 미로노바, 알아요. 좋아요. 페테르부르크에선 첫날 서명하지 않아요.</w:t>
+      </w:r>
+    </w:p>
+    <w:p>
+      <w:pPr>
+        <w:pStyle w:val="BodyText"/>
+      </w:pPr>
+      <w:r>
+        <w:t xml:space="preserve">알렉세이: 모스크바에선 서명한다고 보세요?</w:t>
+      </w:r>
+    </w:p>
+    <w:p>
+      <w:pPr>
+        <w:pStyle w:val="BodyText"/>
+      </w:pPr>
+      <w:r>
+        <w:t xml:space="preserve">마리나: 모스크바에선 서명하고, 그다음 후회하죠. 그런 걸 봤어요.</w:t>
       </w:r>
     </w:p>
     <w:p>
@@ -4905,95 +4905,95 @@
         <w:pStyle w:val="BodyText"/>
       </w:pPr>
       <w:r>
-        <w:t xml:space="preserve">마리나: 7월. 모스크바에서. 이번엔 내가 가요. 센터를 보고. 그리고 판지를.</w:t>
-      </w:r>
-    </w:p>
-    <w:p>
-      <w:pPr>
-        <w:pStyle w:val="BodyText"/>
-      </w:pPr>
-      <w:r>
-        <w:t xml:space="preserve">알렉세이: 판지는 — 꼭요. 문 위에 있어요.</w:t>
-      </w:r>
-    </w:p>
-    <w:p>
-      <w:pPr>
-        <w:pStyle w:val="BodyText"/>
-      </w:pPr>
-      <w:r>
-        <w:t xml:space="preserve">마리나: 알아요. 신문에서 봤어요. 살짝 비뚤게 걸려 있던데요. 좋아요. 진짜라는 뜻이니까.</w:t>
-      </w:r>
-    </w:p>
-    <w:p>
-      <w:pPr>
-        <w:pStyle w:val="BodyText"/>
-      </w:pPr>
-      <w:r>
-        <w:t xml:space="preserve">이리나: 비뚤게요? 월요일에 바로잡았는데.</w:t>
-      </w:r>
-    </w:p>
-    <w:p>
-      <w:pPr>
-        <w:pStyle w:val="BodyText"/>
-      </w:pPr>
-      <w:r>
-        <w:t xml:space="preserve">마리나: 그럼 끝까지 못 잡은 거예요. 건드리지 마요. 두세요.</w:t>
-      </w:r>
-    </w:p>
-    <w:p>
-      <w:pPr>
-        <w:pStyle w:val="BodyText"/>
-      </w:pPr>
-      <w:r>
-        <w:t xml:space="preserve">알렉세이: 「두세요」. 그건 우리 기업 협약에 있는 단어예요.</w:t>
-      </w:r>
-    </w:p>
-    <w:p>
-      <w:pPr>
-        <w:pStyle w:val="BodyText"/>
-      </w:pPr>
-      <w:r>
-        <w:t xml:space="preserve">마리나: 그럼 꼭 가야겠네요. 중요하고 무의미한 단어가 들어간 계약서를 좋아해요.</w:t>
-      </w:r>
-    </w:p>
-    <w:p>
-      <w:pPr>
-        <w:pStyle w:val="BodyText"/>
-      </w:pPr>
-      <w:r>
-        <w:t xml:space="preserve">이리나: 마리나, 마지막으로. 전화로 왜 「내가 원한다」가 아니라 「우리가 원한다」고 하셨어요?</w:t>
-      </w:r>
-    </w:p>
-    <w:p>
-      <w:pPr>
-        <w:pStyle w:val="BodyText"/>
-      </w:pPr>
-      <w:r>
-        <w:t xml:space="preserve">마리나: 우리가 스물다섯이니까요. 그리고 모두 원해요. 난 그들 대신 말할 뿐이에요. 당신이 스무 명 대신 말하듯이. 「내가 원한다」고 말하는 대표는 오래 못 가요.</w:t>
-      </w:r>
-    </w:p>
-    <w:p>
-      <w:pPr>
-        <w:pStyle w:val="BodyText"/>
-      </w:pPr>
-      <w:r>
-        <w:t xml:space="preserve">알렉세이: 그럼 우리도 원해요. 하지만 천천히. 모스크바식이 아니라.</w:t>
-      </w:r>
-    </w:p>
-    <w:p>
-      <w:pPr>
-        <w:pStyle w:val="BodyText"/>
-      </w:pPr>
-      <w:r>
-        <w:t xml:space="preserve">마리나: 천천히 — 그게 페테르부르크식이에요. 빨리 배우시네요, 알렉세이 니콜라예비치. 위험해요. 모스크바에겐.</w:t>
-      </w:r>
-    </w:p>
-    <w:p>
-      <w:pPr>
-        <w:pStyle w:val="BodyText"/>
-      </w:pPr>
-      <w:r>
-        <w:t xml:space="preserve">알렉세이: 모스크바에겐 위험하고. 페테르부르크에겐 좋고. 우리에겐 뭘지 두고 보죠.</w:t>
+        <w:t xml:space="preserve">마리나: 7월에 모스크바에서요. 이번엔 내가 가서 센터를 보고, 판지도 볼게요.</w:t>
+      </w:r>
+    </w:p>
+    <w:p>
+      <w:pPr>
+        <w:pStyle w:val="BodyText"/>
+      </w:pPr>
+      <w:r>
+        <w:t xml:space="preserve">알렉세이: 판지는 꼭 보세요, 문 위에 걸려 있어요.</w:t>
+      </w:r>
+    </w:p>
+    <w:p>
+      <w:pPr>
+        <w:pStyle w:val="BodyText"/>
+      </w:pPr>
+      <w:r>
+        <w:t xml:space="preserve">마리나: 알아요, 신문에서 봤어요. 살짝 비뚤게 걸려 있던데, 좋아요. 진짜라는 뜻이니까.</w:t>
+      </w:r>
+    </w:p>
+    <w:p>
+      <w:pPr>
+        <w:pStyle w:val="BodyText"/>
+      </w:pPr>
+      <w:r>
+        <w:t xml:space="preserve">이리나: 비뚤게요? 월요일에 바로잡았는데요.</w:t>
+      </w:r>
+    </w:p>
+    <w:p>
+      <w:pPr>
+        <w:pStyle w:val="BodyText"/>
+      </w:pPr>
+      <w:r>
+        <w:t xml:space="preserve">마리나: 그럼 끝까지 못 잡은 거예요. 더는 건드리지 마요. 두세요.</w:t>
+      </w:r>
+    </w:p>
+    <w:p>
+      <w:pPr>
+        <w:pStyle w:val="BodyText"/>
+      </w:pPr>
+      <w:r>
+        <w:t xml:space="preserve">알렉세이: 「두세요」… 그건 우리 기업 협약에 있는 단어예요.</w:t>
+      </w:r>
+    </w:p>
+    <w:p>
+      <w:pPr>
+        <w:pStyle w:val="BodyText"/>
+      </w:pPr>
+      <w:r>
+        <w:t xml:space="preserve">마리나: 그럼 꼭 가야겠네요. 중요하고 무의미한 단어가 들어간 계약서를 좋아하거든요.</w:t>
+      </w:r>
+    </w:p>
+    <w:p>
+      <w:pPr>
+        <w:pStyle w:val="BodyText"/>
+      </w:pPr>
+      <w:r>
+        <w:t xml:space="preserve">이리나: 마리나, 마지막 질문이요. 전화로 왜 「내가 원한다」가 아니라 「우리가 원한다」고 하셨어요?</w:t>
+      </w:r>
+    </w:p>
+    <w:p>
+      <w:pPr>
+        <w:pStyle w:val="BodyText"/>
+      </w:pPr>
+      <w:r>
+        <w:t xml:space="preserve">마리나: 우리가 스물다섯 명이고 모두 원하니까요. 난 당신이 스무 명 대신 말하듯 그들 대신 말할 뿐이에요. 「내가 원한다」고 말하는 대표는 오래 못 가요, 적어도 사업에선요.</w:t>
+      </w:r>
+    </w:p>
+    <w:p>
+      <w:pPr>
+        <w:pStyle w:val="BodyText"/>
+      </w:pPr>
+      <w:r>
+        <w:t xml:space="preserve">알렉세이: 그럼 우리도 원해요. 하지만 모스크바식이 아니라 천천히요.</w:t>
+      </w:r>
+    </w:p>
+    <w:p>
+      <w:pPr>
+        <w:pStyle w:val="BodyText"/>
+      </w:pPr>
+      <w:r>
+        <w:t xml:space="preserve">마리나: 천천히가 페테르부르크식이에요. 빨리 배우시네요, 알렉세이 니콜라예비치. 모스크바에겐 위험한 일이죠.</w:t>
+      </w:r>
+    </w:p>
+    <w:p>
+      <w:pPr>
+        <w:pStyle w:val="BodyText"/>
+      </w:pPr>
+      <w:r>
+        <w:t xml:space="preserve">알렉세이: 모스크바에겐 위험하고 페테르부르크에겐 좋고요. 우리에겐 무슨 뜻일지 두고 보죠.</w:t>
       </w:r>
     </w:p>
     <w:bookmarkEnd w:id="36"/>
@@ -5011,47 +5011,47 @@
         <w:pStyle w:val="FirstParagraph"/>
       </w:pPr>
       <w:r>
-        <w:t xml:space="preserve">이리나: 백야예요. 일주일 뒤면 해가 아예 안 져요.</w:t>
-      </w:r>
-    </w:p>
-    <w:p>
-      <w:pPr>
-        <w:pStyle w:val="BodyText"/>
-      </w:pPr>
-      <w:r>
-        <w:t xml:space="preserve">알렉세이: 도윤 전화예요. 응, 도윤?</w:t>
-      </w:r>
-    </w:p>
-    <w:p>
-      <w:pPr>
-        <w:pStyle w:val="BodyText"/>
-      </w:pPr>
-      <w:r>
-        <w:t xml:space="preserve">도윤: 료샤, 페테르부르크야? 대표님이 문자하셨어. 「어디 있는지 물어봐」.</w:t>
-      </w:r>
-    </w:p>
-    <w:p>
-      <w:pPr>
-        <w:pStyle w:val="BodyText"/>
-      </w:pPr>
-      <w:r>
-        <w:t xml:space="preserve">알렉세이: 바실리옙스키섬. 12번 선.</w:t>
-      </w:r>
-    </w:p>
-    <w:p>
-      <w:pPr>
-        <w:pStyle w:val="BodyText"/>
-      </w:pPr>
-      <w:r>
-        <w:t xml:space="preserve">도윤: 12번. 난 8번 선에 살았어. 기숙사. 1년. 노보시비르스크 친구들이랑.</w:t>
-      </w:r>
-    </w:p>
-    <w:p>
-      <w:pPr>
-        <w:pStyle w:val="BodyText"/>
-      </w:pPr>
-      <w:r>
-        <w:t xml:space="preserve">알렉세이: 그럼 우리 이웃이네. 선 네 개와 15년 차이로.</w:t>
+        <w:t xml:space="preserve">이리나: 백야네요… 일주일 뒤면 해가 아예 지지 않을 거예요.</w:t>
+      </w:r>
+    </w:p>
+    <w:p>
+      <w:pPr>
+        <w:pStyle w:val="BodyText"/>
+      </w:pPr>
+      <w:r>
+        <w:t xml:space="preserve">알렉세이: 잠깐만요, 도윤 전화예요. 응, 도윤, 듣고 있어.</w:t>
+      </w:r>
+    </w:p>
+    <w:p>
+      <w:pPr>
+        <w:pStyle w:val="BodyText"/>
+      </w:pPr>
+      <w:r>
+        <w:t xml:space="preserve">도윤: 료샤, 지금 페테르부르크야? 대표님이 문자로 「어디 있는지 물어봐」라고 하셨어.</w:t>
+      </w:r>
+    </w:p>
+    <w:p>
+      <w:pPr>
+        <w:pStyle w:val="BodyText"/>
+      </w:pPr>
+      <w:r>
+        <w:t xml:space="preserve">알렉세이: 바실리옙스키섬, 12번 선에 있어.</w:t>
+      </w:r>
+    </w:p>
+    <w:p>
+      <w:pPr>
+        <w:pStyle w:val="BodyText"/>
+      </w:pPr>
+      <w:r>
+        <w:t xml:space="preserve">도윤: 12번? 난 8번 선 기숙사에서 꼬박 1년 살았어, 노보시비르스크 친구들이랑.</w:t>
+      </w:r>
+    </w:p>
+    <w:p>
+      <w:pPr>
+        <w:pStyle w:val="BodyText"/>
+      </w:pPr>
+      <w:r>
+        <w:t xml:space="preserve">알렉세이: 그럼 우리 이웃이네, 선 네 개와 15년 차이로.</w:t>
       </w:r>
     </w:p>
     <w:p>
@@ -5067,63 +5067,63 @@
         <w:pStyle w:val="BodyText"/>
       </w:pPr>
       <w:r>
-        <w:t xml:space="preserve">알렉세이: 12년 치 온도 일지가 있어. 그리고 아버지 책상 위의 종이.</w:t>
-      </w:r>
-    </w:p>
-    <w:p>
-      <w:pPr>
-        <w:pStyle w:val="BodyText"/>
-      </w:pPr>
-      <w:r>
-        <w:t xml:space="preserve">도윤: 이해하실 거야. 통역할게. 「일지」와 「아버지」 — 그거면 충분해.</w:t>
-      </w:r>
-    </w:p>
-    <w:p>
-      <w:pPr>
-        <w:pStyle w:val="BodyText"/>
-      </w:pPr>
-      <w:r>
-        <w:t xml:space="preserve">올가: 알렉세이? 이리나가 썼어요: 독점, 3년, 북서부. 벌써 법을 읽고 있어요.</w:t>
-      </w:r>
-    </w:p>
-    <w:p>
-      <w:pPr>
-        <w:pStyle w:val="BodyText"/>
-      </w:pPr>
-      <w:r>
-        <w:t xml:space="preserve">알렉세이: 올가 페트로브나, 아무것도 서명 안 했어요.</w:t>
-      </w:r>
-    </w:p>
-    <w:p>
-      <w:pPr>
-        <w:pStyle w:val="BodyText"/>
-      </w:pPr>
-      <w:r>
-        <w:t xml:space="preserve">올가: 알아요. 그래서 읽는 거예요. 서명하기 전에. 그다음엔 읽기엔 늦어요.</w:t>
-      </w:r>
-    </w:p>
-    <w:p>
-      <w:pPr>
-        <w:pStyle w:val="BodyText"/>
-      </w:pPr>
-      <w:r>
-        <w:t xml:space="preserve">이리나: 알렉세이, 봐요. 휴대폰 속 러시아 지도. 모스크바. 페테르부르크. 그다음은…</w:t>
-      </w:r>
-    </w:p>
-    <w:p>
-      <w:pPr>
-        <w:pStyle w:val="BodyText"/>
-      </w:pPr>
-      <w:r>
-        <w:t xml:space="preserve">알렉세이: 그다음은 — 시간대 11개. 블라디보스토크. 9천 킬로미터.</w:t>
-      </w:r>
-    </w:p>
-    <w:p>
-      <w:pPr>
-        <w:pStyle w:val="BodyText"/>
-      </w:pPr>
-      <w:r>
-        <w:t xml:space="preserve">이리나: 그리고 우린 아직 하나에 있어요. 모스크바 시간대. 페테르부르크와 함께.</w:t>
+        <w:t xml:space="preserve">알렉세이: 12년 치 온도 일지가 있고, 아버지 책상 위의 종이가 있어.</w:t>
+      </w:r>
+    </w:p>
+    <w:p>
+      <w:pPr>
+        <w:pStyle w:val="BodyText"/>
+      </w:pPr>
+      <w:r>
+        <w:t xml:space="preserve">도윤: 이해하실 거야, 통역할게. 「일지」와 「아버지」면 충분할 거야.</w:t>
+      </w:r>
+    </w:p>
+    <w:p>
+      <w:pPr>
+        <w:pStyle w:val="BodyText"/>
+      </w:pPr>
+      <w:r>
+        <w:t xml:space="preserve">올가: 알렉세이? 이리나가 독점, 3년, 북서부라고 썼어요. 벌써 법을 읽고 있어요.</w:t>
+      </w:r>
+    </w:p>
+    <w:p>
+      <w:pPr>
+        <w:pStyle w:val="BodyText"/>
+      </w:pPr>
+      <w:r>
+        <w:t xml:space="preserve">알렉세이: 올가 페트로브나, 하지만 아직 아무것도 서명 안 했어요.</w:t>
+      </w:r>
+    </w:p>
+    <w:p>
+      <w:pPr>
+        <w:pStyle w:val="BodyText"/>
+      </w:pPr>
+      <w:r>
+        <w:t xml:space="preserve">올가: 알아요. 그래서 서명하기 전에 읽는 거예요. 그다음엔 읽기엔 늦어요.</w:t>
+      </w:r>
+    </w:p>
+    <w:p>
+      <w:pPr>
+        <w:pStyle w:val="BodyText"/>
+      </w:pPr>
+      <w:r>
+        <w:t xml:space="preserve">이리나: 알렉세이, 휴대폰 속 러시아 지도 좀 봐요. 여기 모스크바, 여기 페테르부르크, 그다음은…</w:t>
+      </w:r>
+    </w:p>
+    <w:p>
+      <w:pPr>
+        <w:pStyle w:val="BodyText"/>
+      </w:pPr>
+      <w:r>
+        <w:t xml:space="preserve">알렉세이: 그다음은 시간대 11개, 블라디보스토크, 9천 킬로미터.</w:t>
+      </w:r>
+    </w:p>
+    <w:p>
+      <w:pPr>
+        <w:pStyle w:val="BodyText"/>
+      </w:pPr>
+      <w:r>
+        <w:t xml:space="preserve">이리나: 그리고 우린 아직 한 시간대, 페테르부르크와 함께 모스크바 시간대에 있어요.</w:t>
       </w:r>
     </w:p>
     <w:bookmarkEnd w:id="37"/>
